--- a/lessons/6-6/downloads/reveal/teacher/6.6-session-2-prerequisite-practice-a.docx
+++ b/lessons/6-6/downloads/reveal/teacher/6.6-session-2-prerequisite-practice-a.docx
@@ -15,10 +15,28 @@
         <w:rPr>
           <w:rFonts w:ascii="Avenir Next" w:hAnsi="Avenir Next" w:cs="Avenir Next" w:eastAsia="Avenir Next"/>
           <w:color w:val="1A1A1A"/>
+          <w:sz w:val="22"/>
+          <w:szCs w:val="20"/>
+        </w:rPr>
+        <w:t xml:space="preserve">Name</w:t>
+      </w:r>
+      <w:r>
+        <w:rPr>
+          <w:rFonts w:ascii="Avenir Next" w:hAnsi="Avenir Next" w:cs="Avenir Next" w:eastAsia="Avenir Next"/>
+          <w:color w:val="1A1A1A"/>
           <w:sz w:val="20"/>
           <w:szCs w:val="20"/>
         </w:rPr>
-        <w:t xml:space="preserve">Name</w:t>
+        <w:tab/>
+      </w:r>
+      <w:r>
+        <w:rPr>
+          <w:rFonts w:ascii="Avenir Next" w:hAnsi="Avenir Next" w:cs="Avenir Next" w:eastAsia="Avenir Next"/>
+          <w:color w:val="1A1A1A"/>
+          <w:sz w:val="22"/>
+          <w:szCs w:val="20"/>
+        </w:rPr>
+        <w:t xml:space="preserve">   Date</w:t>
       </w:r>
       <w:r>
         <w:rPr>
@@ -33,25 +51,7 @@
         <w:rPr>
           <w:rFonts w:ascii="Avenir Next" w:hAnsi="Avenir Next" w:cs="Avenir Next" w:eastAsia="Avenir Next"/>
           <w:color w:val="1A1A1A"/>
-          <w:sz w:val="20"/>
-          <w:szCs w:val="20"/>
-        </w:rPr>
-        <w:t xml:space="preserve">   Date</w:t>
-      </w:r>
-      <w:r>
-        <w:rPr>
-          <w:rFonts w:ascii="Avenir Next" w:hAnsi="Avenir Next" w:cs="Avenir Next" w:eastAsia="Avenir Next"/>
-          <w:color w:val="1A1A1A"/>
-          <w:sz w:val="20"/>
-          <w:szCs w:val="20"/>
-        </w:rPr>
-        <w:tab/>
-      </w:r>
-      <w:r>
-        <w:rPr>
-          <w:rFonts w:ascii="Avenir Next" w:hAnsi="Avenir Next" w:cs="Avenir Next" w:eastAsia="Avenir Next"/>
-          <w:color w:val="1A1A1A"/>
-          <w:sz w:val="20"/>
+          <w:sz w:val="22"/>
           <w:szCs w:val="20"/>
         </w:rPr>
         <w:t xml:space="preserve">   Period</w:t>
@@ -78,7 +78,7 @@
           <w:caps/>
           <w:color w:val="003A70"/>
           <w:spacing w:val="12"/>
-          <w:sz w:val="19"/>
+          <w:sz w:val="22"/>
           <w:szCs w:val="19"/>
         </w:rPr>
         <w:t xml:space="preserve">Lesson 6-6  ·  Session 2  ·  Prerequisite Practice A  ·  Skill 1 of 2</w:t>
@@ -86,6 +86,7 @@
     </w:p>
     <w:p>
       <w:pPr>
+        <w:pStyle w:val="Heading1"/>
         <w:keepNext/>
         <w:spacing w:before="0" w:after="10" w:line="240" w:lineRule="auto"/>
       </w:pPr>
@@ -111,7 +112,7 @@
         <w:rPr>
           <w:rFonts w:ascii="Avenir Next" w:hAnsi="Avenir Next" w:cs="Avenir Next" w:eastAsia="Avenir Next"/>
           <w:color w:val="5A5F66"/>
-          <w:sz w:val="17"/>
+          <w:sz w:val="22"/>
           <w:szCs w:val="17"/>
         </w:rPr>
         <w:t xml:space="preserve">Builds on Grade 5 · 5.OA.A.1</w:t>
@@ -154,6 +155,7 @@
           </w:tcPr>
           <w:p>
             <w:pPr>
+              <w:pStyle w:val="Heading2"/>
               <w:spacing w:before="0" w:after="0" w:line="252" w:lineRule="auto"/>
             </w:pPr>
             <w:r>
@@ -183,7 +185,7 @@
               <w:rPr>
                 <w:rFonts w:ascii="Avenir Next" w:hAnsi="Avenir Next" w:cs="Avenir Next" w:eastAsia="Avenir Next"/>
                 <w:color w:val="1A1A1A"/>
-                <w:sz w:val="20"/>
+                <w:sz w:val="22"/>
                 <w:szCs w:val="20"/>
               </w:rPr>
               <w:t xml:space="preserve">Testing </w:t>
@@ -193,7 +195,7 @@
                 <w:rFonts w:ascii="Avenir Next" w:hAnsi="Avenir Next" w:cs="Avenir Next" w:eastAsia="Avenir Next"/>
                 <w:i/>
                 <w:color w:val="1A1A1A"/>
-                <w:sz w:val="20"/>
+                <w:sz w:val="22"/>
                 <w:szCs w:val="20"/>
               </w:rPr>
               <w:t xml:space="preserve">k</w:t>
@@ -202,7 +204,7 @@
               <w:rPr>
                 <w:rFonts w:ascii="Avenir Next" w:hAnsi="Avenir Next" w:cs="Avenir Next" w:eastAsia="Avenir Next"/>
                 <w:color w:val="1A1A1A"/>
-                <w:sz w:val="20"/>
+                <w:sz w:val="22"/>
                 <w:szCs w:val="20"/>
               </w:rPr>
               <w:t xml:space="preserve"> = 4 turns 3(</w:t>
@@ -212,7 +214,7 @@
                 <w:rFonts w:ascii="Avenir Next" w:hAnsi="Avenir Next" w:cs="Avenir Next" w:eastAsia="Avenir Next"/>
                 <w:i/>
                 <w:color w:val="1A1A1A"/>
-                <w:sz w:val="20"/>
+                <w:sz w:val="22"/>
                 <w:szCs w:val="20"/>
               </w:rPr>
               <w:t xml:space="preserve">k</w:t>
@@ -221,7 +223,7 @@
               <w:rPr>
                 <w:rFonts w:ascii="Avenir Next" w:hAnsi="Avenir Next" w:cs="Avenir Next" w:eastAsia="Avenir Next"/>
                 <w:color w:val="1A1A1A"/>
-                <w:sz w:val="20"/>
+                <w:sz w:val="22"/>
                 <w:szCs w:val="20"/>
               </w:rPr>
               <w:t xml:space="preserve"> + 2) into 3(4 + 2), a number expression to evaluate.</w:t>
@@ -241,6 +243,7 @@
           </w:tcPr>
           <w:p>
             <w:pPr>
+              <w:pStyle w:val="Heading2"/>
               <w:spacing w:before="0" w:after="0" w:line="252" w:lineRule="auto"/>
             </w:pPr>
             <w:r>
@@ -270,7 +273,7 @@
               <w:rPr>
                 <w:rFonts w:ascii="Avenir Next" w:hAnsi="Avenir Next" w:cs="Avenir Next" w:eastAsia="Avenir Next"/>
                 <w:color w:val="1A1A1A"/>
-                <w:sz w:val="20"/>
+                <w:sz w:val="22"/>
                 <w:szCs w:val="20"/>
               </w:rPr>
               <w:t xml:space="preserve">Evaluate a number expression with parentheses, like 3(4 + 2).  </w:t>
@@ -280,7 +283,7 @@
                 <w:rFonts w:ascii="Avenir Next" w:hAnsi="Avenir Next" w:cs="Avenir Next" w:eastAsia="Avenir Next"/>
                 <w:b/>
                 <w:color w:val="1A1A1A"/>
-                <w:sz w:val="20"/>
+                <w:sz w:val="22"/>
                 <w:szCs w:val="20"/>
               </w:rPr>
               <w:t xml:space="preserve">You will use it in Practice Form A, problems 3 and 6.</w:t>
@@ -291,6 +294,7 @@
     </w:tbl>
     <w:p>
       <w:pPr>
+        <w:pStyle w:val="Heading2"/>
         <w:keepNext/>
         <w:pBdr>
           <w:bottom w:val="single" w:sz="8" w:space="3" w:color="003A70"/>
@@ -306,7 +310,7 @@
           <w:b/>
           <w:color w:val="003A70"/>
           <w:spacing w:val="14"/>
-          <w:sz w:val="19"/>
+          <w:sz w:val="22"/>
           <w:szCs w:val="19"/>
         </w:rPr>
         <w:t xml:space="preserve">STEPS TO FOLLOW</w:t>
@@ -325,7 +329,7 @@
           <w:rFonts w:ascii="Avenir Next" w:hAnsi="Avenir Next" w:cs="Avenir Next" w:eastAsia="Avenir Next"/>
           <w:i/>
           <w:color w:val="5A5F66"/>
-          <w:sz w:val="17"/>
+          <w:sz w:val="22"/>
           <w:szCs w:val="17"/>
         </w:rPr>
         <w:t xml:space="preserve">use these same steps on every problem</w:t>
@@ -367,6 +371,7 @@
           </w:tcPr>
           <w:p>
             <w:pPr>
+              <w:pStyle w:val="Heading1"/>
               <w:spacing w:before="0" w:after="0" w:line="240" w:lineRule="auto"/>
               <w:jc w:val="center"/>
             </w:pPr>
@@ -395,7 +400,7 @@
               <w:rPr>
                 <w:rFonts w:ascii="Avenir Next" w:hAnsi="Avenir Next" w:cs="Avenir Next" w:eastAsia="Avenir Next"/>
                 <w:color w:val="1A1A1A"/>
-                <w:sz w:val="21"/>
+                <w:sz w:val="22"/>
                 <w:szCs w:val="21"/>
               </w:rPr>
               <w:t xml:space="preserve">Work </w:t>
@@ -405,7 +410,7 @@
                 <w:rFonts w:ascii="Avenir Next" w:hAnsi="Avenir Next" w:cs="Avenir Next" w:eastAsia="Avenir Next"/>
                 <w:b/>
                 <w:color w:val="1A1A1A"/>
-                <w:sz w:val="21"/>
+                <w:sz w:val="22"/>
                 <w:szCs w:val="21"/>
               </w:rPr>
               <w:t xml:space="preserve">inside</w:t>
@@ -414,7 +419,7 @@
               <w:rPr>
                 <w:rFonts w:ascii="Avenir Next" w:hAnsi="Avenir Next" w:cs="Avenir Next" w:eastAsia="Avenir Next"/>
                 <w:color w:val="1A1A1A"/>
-                <w:sz w:val="21"/>
+                <w:sz w:val="22"/>
                 <w:szCs w:val="21"/>
               </w:rPr>
               <w:t xml:space="preserve"> the parentheses first.</w:t>
@@ -433,6 +438,7 @@
           </w:tcPr>
           <w:p>
             <w:pPr>
+              <w:pStyle w:val="Heading1"/>
               <w:spacing w:before="0" w:after="0" w:line="240" w:lineRule="auto"/>
               <w:jc w:val="center"/>
             </w:pPr>
@@ -461,7 +467,7 @@
               <w:rPr>
                 <w:rFonts w:ascii="Avenir Next" w:hAnsi="Avenir Next" w:cs="Avenir Next" w:eastAsia="Avenir Next"/>
                 <w:color w:val="1A1A1A"/>
-                <w:sz w:val="21"/>
+                <w:sz w:val="22"/>
                 <w:szCs w:val="21"/>
               </w:rPr>
               <w:t xml:space="preserve">A number next to ( ) means </w:t>
@@ -471,7 +477,7 @@
                 <w:rFonts w:ascii="Avenir Next" w:hAnsi="Avenir Next" w:cs="Avenir Next" w:eastAsia="Avenir Next"/>
                 <w:b/>
                 <w:color w:val="1A1A1A"/>
-                <w:sz w:val="21"/>
+                <w:sz w:val="22"/>
                 <w:szCs w:val="21"/>
               </w:rPr>
               <w:t xml:space="preserve">multiply</w:t>
@@ -480,7 +486,7 @@
               <w:rPr>
                 <w:rFonts w:ascii="Avenir Next" w:hAnsi="Avenir Next" w:cs="Avenir Next" w:eastAsia="Avenir Next"/>
                 <w:color w:val="1A1A1A"/>
-                <w:sz w:val="21"/>
+                <w:sz w:val="22"/>
                 <w:szCs w:val="21"/>
               </w:rPr>
               <w:t xml:space="preserve">.</w:t>
@@ -499,6 +505,7 @@
           </w:tcPr>
           <w:p>
             <w:pPr>
+              <w:pStyle w:val="Heading1"/>
               <w:spacing w:before="0" w:after="0" w:line="240" w:lineRule="auto"/>
               <w:jc w:val="center"/>
             </w:pPr>
@@ -528,7 +535,7 @@
                 <w:rFonts w:ascii="Avenir Next" w:hAnsi="Avenir Next" w:cs="Avenir Next" w:eastAsia="Avenir Next"/>
                 <w:b/>
                 <w:color w:val="1A1A1A"/>
-                <w:sz w:val="21"/>
+                <w:sz w:val="22"/>
                 <w:szCs w:val="21"/>
               </w:rPr>
               <w:t xml:space="preserve">Finish</w:t>
@@ -537,7 +544,7 @@
               <w:rPr>
                 <w:rFonts w:ascii="Avenir Next" w:hAnsi="Avenir Next" w:cs="Avenir Next" w:eastAsia="Avenir Next"/>
                 <w:color w:val="1A1A1A"/>
-                <w:sz w:val="21"/>
+                <w:sz w:val="22"/>
                 <w:szCs w:val="21"/>
               </w:rPr>
               <w:t xml:space="preserve">: × and ÷, then + and −.</w:t>
@@ -548,6 +555,7 @@
     </w:tbl>
     <w:p>
       <w:pPr>
+        <w:pStyle w:val="Heading2"/>
         <w:keepNext/>
         <w:pBdr>
           <w:bottom w:val="single" w:sz="8" w:space="3" w:color="003A70"/>
@@ -563,7 +571,7 @@
           <w:b/>
           <w:color w:val="003A70"/>
           <w:spacing w:val="14"/>
-          <w:sz w:val="19"/>
+          <w:sz w:val="22"/>
           <w:szCs w:val="19"/>
         </w:rPr>
         <w:t xml:space="preserve">WATCH ME</w:t>
@@ -582,7 +590,7 @@
           <w:rFonts w:ascii="Avenir Next" w:hAnsi="Avenir Next" w:cs="Avenir Next" w:eastAsia="Avenir Next"/>
           <w:i/>
           <w:color w:val="5A5F66"/>
-          <w:sz w:val="17"/>
+          <w:sz w:val="22"/>
           <w:szCs w:val="17"/>
         </w:rPr>
         <w:t xml:space="preserve">the steps in action</w:t>
@@ -597,7 +605,7 @@
           <w:rFonts w:ascii="Avenir Next" w:hAnsi="Avenir Next" w:cs="Avenir Next" w:eastAsia="Avenir Next"/>
           <w:b/>
           <w:color w:val="1A1A1A"/>
-          <w:sz w:val="21"/>
+          <w:sz w:val="22"/>
           <w:szCs w:val="21"/>
         </w:rPr>
         <w:t xml:space="preserve">Evaluate 3(4 + 2).</w:t>
@@ -616,25 +624,25 @@
           <w:rFonts w:ascii="Avenir Next" w:hAnsi="Avenir Next" w:cs="Avenir Next" w:eastAsia="Avenir Next"/>
           <w:b/>
           <w:color w:val="003A70"/>
+          <w:sz w:val="22"/>
+          <w:szCs w:val="19"/>
+        </w:rPr>
+        <w:t xml:space="preserve">Step 1</w:t>
+      </w:r>
+      <w:r>
+        <w:rPr>
+          <w:rFonts w:ascii="Avenir Next" w:hAnsi="Avenir Next" w:cs="Avenir Next" w:eastAsia="Avenir Next"/>
+          <w:color w:val="1A1A1A"/>
           <w:sz w:val="19"/>
           <w:szCs w:val="19"/>
         </w:rPr>
-        <w:t xml:space="preserve">Step 1</w:t>
-      </w:r>
-      <w:r>
-        <w:rPr>
-          <w:rFonts w:ascii="Avenir Next" w:hAnsi="Avenir Next" w:cs="Avenir Next" w:eastAsia="Avenir Next"/>
-          <w:color w:val="1A1A1A"/>
-          <w:sz w:val="19"/>
-          <w:szCs w:val="19"/>
-        </w:rPr>
         <w:tab/>
       </w:r>
       <w:r>
         <w:rPr>
           <w:rFonts w:ascii="Avenir Next" w:hAnsi="Avenir Next" w:cs="Avenir Next" w:eastAsia="Avenir Next"/>
           <w:color w:val="1A1A1A"/>
-          <w:sz w:val="21"/>
+          <w:sz w:val="22"/>
           <w:szCs w:val="21"/>
         </w:rPr>
         <w:t xml:space="preserve">4 + 2 = 6.</w:t>
@@ -653,25 +661,25 @@
           <w:rFonts w:ascii="Avenir Next" w:hAnsi="Avenir Next" w:cs="Avenir Next" w:eastAsia="Avenir Next"/>
           <w:b/>
           <w:color w:val="003A70"/>
+          <w:sz w:val="22"/>
+          <w:szCs w:val="19"/>
+        </w:rPr>
+        <w:t xml:space="preserve">Step 2</w:t>
+      </w:r>
+      <w:r>
+        <w:rPr>
+          <w:rFonts w:ascii="Avenir Next" w:hAnsi="Avenir Next" w:cs="Avenir Next" w:eastAsia="Avenir Next"/>
+          <w:color w:val="1A1A1A"/>
           <w:sz w:val="19"/>
           <w:szCs w:val="19"/>
         </w:rPr>
-        <w:t xml:space="preserve">Step 2</w:t>
-      </w:r>
-      <w:r>
-        <w:rPr>
-          <w:rFonts w:ascii="Avenir Next" w:hAnsi="Avenir Next" w:cs="Avenir Next" w:eastAsia="Avenir Next"/>
-          <w:color w:val="1A1A1A"/>
-          <w:sz w:val="19"/>
-          <w:szCs w:val="19"/>
-        </w:rPr>
         <w:tab/>
       </w:r>
       <w:r>
         <w:rPr>
           <w:rFonts w:ascii="Avenir Next" w:hAnsi="Avenir Next" w:cs="Avenir Next" w:eastAsia="Avenir Next"/>
           <w:color w:val="1A1A1A"/>
-          <w:sz w:val="21"/>
+          <w:sz w:val="22"/>
           <w:szCs w:val="21"/>
         </w:rPr>
         <w:t xml:space="preserve">3(6) = 3 × 6.</w:t>
@@ -690,25 +698,25 @@
           <w:rFonts w:ascii="Avenir Next" w:hAnsi="Avenir Next" w:cs="Avenir Next" w:eastAsia="Avenir Next"/>
           <w:b/>
           <w:color w:val="003A70"/>
+          <w:sz w:val="22"/>
+          <w:szCs w:val="19"/>
+        </w:rPr>
+        <w:t xml:space="preserve">Step 3</w:t>
+      </w:r>
+      <w:r>
+        <w:rPr>
+          <w:rFonts w:ascii="Avenir Next" w:hAnsi="Avenir Next" w:cs="Avenir Next" w:eastAsia="Avenir Next"/>
+          <w:color w:val="1A1A1A"/>
           <w:sz w:val="19"/>
           <w:szCs w:val="19"/>
         </w:rPr>
-        <w:t xml:space="preserve">Step 3</w:t>
-      </w:r>
-      <w:r>
-        <w:rPr>
-          <w:rFonts w:ascii="Avenir Next" w:hAnsi="Avenir Next" w:cs="Avenir Next" w:eastAsia="Avenir Next"/>
-          <w:color w:val="1A1A1A"/>
-          <w:sz w:val="19"/>
-          <w:szCs w:val="19"/>
-        </w:rPr>
         <w:tab/>
       </w:r>
       <w:r>
         <w:rPr>
           <w:rFonts w:ascii="Avenir Next" w:hAnsi="Avenir Next" w:cs="Avenir Next" w:eastAsia="Avenir Next"/>
           <w:color w:val="1A1A1A"/>
-          <w:sz w:val="21"/>
+          <w:sz w:val="22"/>
           <w:szCs w:val="21"/>
         </w:rPr>
         <w:t xml:space="preserve">3 × 6 = 18.</w:t>
@@ -727,18 +735,18 @@
           <w:rFonts w:ascii="Avenir Next" w:hAnsi="Avenir Next" w:cs="Avenir Next" w:eastAsia="Avenir Next"/>
           <w:b/>
           <w:color w:val="1A1A1A"/>
+          <w:sz w:val="22"/>
+          <w:szCs w:val="21"/>
+        </w:rPr>
+        <w:t xml:space="preserve">Answer</w:t>
+      </w:r>
+      <w:r>
+        <w:rPr>
+          <w:rFonts w:ascii="Avenir Next" w:hAnsi="Avenir Next" w:cs="Avenir Next" w:eastAsia="Avenir Next"/>
+          <w:color w:val="1A1A1A"/>
           <w:sz w:val="21"/>
           <w:szCs w:val="21"/>
         </w:rPr>
-        <w:t xml:space="preserve">Answer</w:t>
-      </w:r>
-      <w:r>
-        <w:rPr>
-          <w:rFonts w:ascii="Avenir Next" w:hAnsi="Avenir Next" w:cs="Avenir Next" w:eastAsia="Avenir Next"/>
-          <w:color w:val="1A1A1A"/>
-          <w:sz w:val="21"/>
-          <w:szCs w:val="21"/>
-        </w:rPr>
         <w:tab/>
       </w:r>
       <w:r>
@@ -746,7 +754,7 @@
           <w:rFonts w:ascii="Avenir Next" w:hAnsi="Avenir Next" w:cs="Avenir Next" w:eastAsia="Avenir Next"/>
           <w:b/>
           <w:color w:val="1A1A1A"/>
-          <w:sz w:val="21"/>
+          <w:sz w:val="22"/>
           <w:szCs w:val="21"/>
         </w:rPr>
         <w:t xml:space="preserve">18</w:t>
@@ -754,6 +762,7 @@
     </w:p>
     <w:p>
       <w:pPr>
+        <w:pStyle w:val="Heading2"/>
         <w:keepNext/>
         <w:pBdr>
           <w:bottom w:val="single" w:sz="8" w:space="3" w:color="003A70"/>
@@ -769,7 +778,7 @@
           <w:b/>
           <w:color w:val="003A70"/>
           <w:spacing w:val="14"/>
-          <w:sz w:val="19"/>
+          <w:sz w:val="22"/>
           <w:szCs w:val="19"/>
         </w:rPr>
         <w:t xml:space="preserve">TRY IT WITH HELP</w:t>
@@ -788,7 +797,7 @@
           <w:rFonts w:ascii="Avenir Next" w:hAnsi="Avenir Next" w:cs="Avenir Next" w:eastAsia="Avenir Next"/>
           <w:i/>
           <w:color w:val="5A5F66"/>
-          <w:sz w:val="17"/>
+          <w:sz w:val="22"/>
           <w:szCs w:val="17"/>
         </w:rPr>
         <w:t xml:space="preserve">fill in each step</w:t>
@@ -846,25 +855,25 @@
           <w:rFonts w:ascii="Avenir Next" w:hAnsi="Avenir Next" w:cs="Avenir Next" w:eastAsia="Avenir Next"/>
           <w:b/>
           <w:color w:val="003A70"/>
+          <w:sz w:val="22"/>
+          <w:szCs w:val="18"/>
+        </w:rPr>
+        <w:t xml:space="preserve">Step 1</w:t>
+      </w:r>
+      <w:r>
+        <w:rPr>
+          <w:rFonts w:ascii="Avenir Next" w:hAnsi="Avenir Next" w:cs="Avenir Next" w:eastAsia="Avenir Next"/>
+          <w:color w:val="1A1A1A"/>
           <w:sz w:val="18"/>
           <w:szCs w:val="18"/>
         </w:rPr>
-        <w:t xml:space="preserve">Step 1</w:t>
-      </w:r>
-      <w:r>
-        <w:rPr>
-          <w:rFonts w:ascii="Avenir Next" w:hAnsi="Avenir Next" w:cs="Avenir Next" w:eastAsia="Avenir Next"/>
-          <w:color w:val="1A1A1A"/>
-          <w:sz w:val="18"/>
-          <w:szCs w:val="18"/>
-        </w:rPr>
         <w:tab/>
       </w:r>
       <w:r>
         <w:rPr>
           <w:rFonts w:ascii="Avenir Next" w:hAnsi="Avenir Next" w:cs="Avenir Next" w:eastAsia="Avenir Next"/>
           <w:color w:val="1A1A1A"/>
-          <w:sz w:val="21"/>
+          <w:sz w:val="22"/>
           <w:szCs w:val="21"/>
         </w:rPr>
         <w:t xml:space="preserve">9 + 7 = </w:t>
@@ -894,25 +903,25 @@
           <w:rFonts w:ascii="Avenir Next" w:hAnsi="Avenir Next" w:cs="Avenir Next" w:eastAsia="Avenir Next"/>
           <w:b/>
           <w:color w:val="003A70"/>
+          <w:sz w:val="22"/>
+          <w:szCs w:val="18"/>
+        </w:rPr>
+        <w:t xml:space="preserve">Step 2</w:t>
+      </w:r>
+      <w:r>
+        <w:rPr>
+          <w:rFonts w:ascii="Avenir Next" w:hAnsi="Avenir Next" w:cs="Avenir Next" w:eastAsia="Avenir Next"/>
+          <w:color w:val="1A1A1A"/>
           <w:sz w:val="18"/>
           <w:szCs w:val="18"/>
         </w:rPr>
-        <w:t xml:space="preserve">Step 2</w:t>
-      </w:r>
-      <w:r>
-        <w:rPr>
-          <w:rFonts w:ascii="Avenir Next" w:hAnsi="Avenir Next" w:cs="Avenir Next" w:eastAsia="Avenir Next"/>
-          <w:color w:val="1A1A1A"/>
-          <w:sz w:val="18"/>
-          <w:szCs w:val="18"/>
-        </w:rPr>
         <w:tab/>
       </w:r>
       <w:r>
         <w:rPr>
           <w:rFonts w:ascii="Avenir Next" w:hAnsi="Avenir Next" w:cs="Avenir Next" w:eastAsia="Avenir Next"/>
           <w:color w:val="1A1A1A"/>
-          <w:sz w:val="21"/>
+          <w:sz w:val="22"/>
           <w:szCs w:val="21"/>
         </w:rPr>
         <w:t xml:space="preserve">2(16) = 2 × </w:t>
@@ -942,25 +951,25 @@
           <w:rFonts w:ascii="Avenir Next" w:hAnsi="Avenir Next" w:cs="Avenir Next" w:eastAsia="Avenir Next"/>
           <w:b/>
           <w:color w:val="003A70"/>
+          <w:sz w:val="22"/>
+          <w:szCs w:val="18"/>
+        </w:rPr>
+        <w:t xml:space="preserve">Step 3</w:t>
+      </w:r>
+      <w:r>
+        <w:rPr>
+          <w:rFonts w:ascii="Avenir Next" w:hAnsi="Avenir Next" w:cs="Avenir Next" w:eastAsia="Avenir Next"/>
+          <w:color w:val="1A1A1A"/>
           <w:sz w:val="18"/>
           <w:szCs w:val="18"/>
         </w:rPr>
-        <w:t xml:space="preserve">Step 3</w:t>
-      </w:r>
-      <w:r>
-        <w:rPr>
-          <w:rFonts w:ascii="Avenir Next" w:hAnsi="Avenir Next" w:cs="Avenir Next" w:eastAsia="Avenir Next"/>
-          <w:color w:val="1A1A1A"/>
-          <w:sz w:val="18"/>
-          <w:szCs w:val="18"/>
-        </w:rPr>
         <w:tab/>
       </w:r>
       <w:r>
         <w:rPr>
           <w:rFonts w:ascii="Avenir Next" w:hAnsi="Avenir Next" w:cs="Avenir Next" w:eastAsia="Avenir Next"/>
           <w:color w:val="1A1A1A"/>
-          <w:sz w:val="21"/>
+          <w:sz w:val="22"/>
           <w:szCs w:val="21"/>
         </w:rPr>
         <w:t xml:space="preserve">2 × 16 = </w:t>
@@ -1033,25 +1042,25 @@
           <w:rFonts w:ascii="Avenir Next" w:hAnsi="Avenir Next" w:cs="Avenir Next" w:eastAsia="Avenir Next"/>
           <w:b/>
           <w:color w:val="003A70"/>
+          <w:sz w:val="22"/>
+          <w:szCs w:val="18"/>
+        </w:rPr>
+        <w:t xml:space="preserve">Step 1</w:t>
+      </w:r>
+      <w:r>
+        <w:rPr>
+          <w:rFonts w:ascii="Avenir Next" w:hAnsi="Avenir Next" w:cs="Avenir Next" w:eastAsia="Avenir Next"/>
+          <w:color w:val="1A1A1A"/>
           <w:sz w:val="18"/>
           <w:szCs w:val="18"/>
         </w:rPr>
-        <w:t xml:space="preserve">Step 1</w:t>
-      </w:r>
-      <w:r>
-        <w:rPr>
-          <w:rFonts w:ascii="Avenir Next" w:hAnsi="Avenir Next" w:cs="Avenir Next" w:eastAsia="Avenir Next"/>
-          <w:color w:val="1A1A1A"/>
-          <w:sz w:val="18"/>
-          <w:szCs w:val="18"/>
-        </w:rPr>
         <w:tab/>
       </w:r>
       <w:r>
         <w:rPr>
           <w:rFonts w:ascii="Avenir Next" w:hAnsi="Avenir Next" w:cs="Avenir Next" w:eastAsia="Avenir Next"/>
           <w:color w:val="1A1A1A"/>
-          <w:sz w:val="21"/>
+          <w:sz w:val="22"/>
           <w:szCs w:val="21"/>
         </w:rPr>
         <w:t xml:space="preserve">3 × 7 + 2 = </w:t>
@@ -1081,25 +1090,25 @@
           <w:rFonts w:ascii="Avenir Next" w:hAnsi="Avenir Next" w:cs="Avenir Next" w:eastAsia="Avenir Next"/>
           <w:b/>
           <w:color w:val="003A70"/>
+          <w:sz w:val="22"/>
+          <w:szCs w:val="18"/>
+        </w:rPr>
+        <w:t xml:space="preserve">Step 2</w:t>
+      </w:r>
+      <w:r>
+        <w:rPr>
+          <w:rFonts w:ascii="Avenir Next" w:hAnsi="Avenir Next" w:cs="Avenir Next" w:eastAsia="Avenir Next"/>
+          <w:color w:val="1A1A1A"/>
           <w:sz w:val="18"/>
           <w:szCs w:val="18"/>
         </w:rPr>
-        <w:t xml:space="preserve">Step 2</w:t>
-      </w:r>
-      <w:r>
-        <w:rPr>
-          <w:rFonts w:ascii="Avenir Next" w:hAnsi="Avenir Next" w:cs="Avenir Next" w:eastAsia="Avenir Next"/>
-          <w:color w:val="1A1A1A"/>
-          <w:sz w:val="18"/>
-          <w:szCs w:val="18"/>
-        </w:rPr>
         <w:tab/>
       </w:r>
       <w:r>
         <w:rPr>
           <w:rFonts w:ascii="Avenir Next" w:hAnsi="Avenir Next" w:cs="Avenir Next" w:eastAsia="Avenir Next"/>
           <w:color w:val="1A1A1A"/>
-          <w:sz w:val="21"/>
+          <w:sz w:val="22"/>
           <w:szCs w:val="21"/>
         </w:rPr>
         <w:t xml:space="preserve">3(23) = 3 × </w:t>
@@ -1129,35 +1138,35 @@
           <w:rFonts w:ascii="Avenir Next" w:hAnsi="Avenir Next" w:cs="Avenir Next" w:eastAsia="Avenir Next"/>
           <w:b/>
           <w:color w:val="003A70"/>
+          <w:sz w:val="22"/>
+          <w:szCs w:val="18"/>
+        </w:rPr>
+        <w:t xml:space="preserve">Step 3</w:t>
+      </w:r>
+      <w:r>
+        <w:rPr>
+          <w:rFonts w:ascii="Avenir Next" w:hAnsi="Avenir Next" w:cs="Avenir Next" w:eastAsia="Avenir Next"/>
+          <w:color w:val="1A1A1A"/>
           <w:sz w:val="18"/>
           <w:szCs w:val="18"/>
         </w:rPr>
-        <w:t xml:space="preserve">Step 3</w:t>
-      </w:r>
-      <w:r>
-        <w:rPr>
-          <w:rFonts w:ascii="Avenir Next" w:hAnsi="Avenir Next" w:cs="Avenir Next" w:eastAsia="Avenir Next"/>
-          <w:color w:val="1A1A1A"/>
-          <w:sz w:val="18"/>
-          <w:szCs w:val="18"/>
-        </w:rPr>
         <w:tab/>
       </w:r>
       <w:r>
         <w:rPr>
           <w:rFonts w:ascii="Avenir Next" w:hAnsi="Avenir Next" w:cs="Avenir Next" w:eastAsia="Avenir Next"/>
           <w:color w:val="1A1A1A"/>
+          <w:sz w:val="22"/>
+          <w:szCs w:val="21"/>
+        </w:rPr>
+        <w:t xml:space="preserve">3 × 23 = </w:t>
+      </w:r>
+      <w:r>
+        <w:rPr>
+          <w:rFonts w:ascii="Avenir Next" w:hAnsi="Avenir Next" w:cs="Avenir Next" w:eastAsia="Avenir Next"/>
+          <w:color w:val="1A1A1A"/>
           <w:sz w:val="21"/>
           <w:szCs w:val="21"/>
-        </w:rPr>
-        <w:t xml:space="preserve">3 × 23 = </w:t>
-      </w:r>
-      <w:r>
-        <w:rPr>
-          <w:rFonts w:ascii="Avenir Next" w:hAnsi="Avenir Next" w:cs="Avenir Next" w:eastAsia="Avenir Next"/>
-          <w:color w:val="1A1A1A"/>
-          <w:sz w:val="21"/>
-          <w:szCs w:val="21"/>
           <w:u w:val="single"/>
         </w:rPr>
         <w:t xml:space="preserve">                </w:t>
@@ -1170,6 +1179,7 @@
     </w:p>
     <w:p>
       <w:pPr>
+        <w:pStyle w:val="Heading2"/>
         <w:keepNext/>
         <w:pBdr>
           <w:bottom w:val="single" w:sz="8" w:space="3" w:color="003A70"/>
@@ -1185,7 +1195,7 @@
           <w:b/>
           <w:color w:val="003A70"/>
           <w:spacing w:val="14"/>
-          <w:sz w:val="19"/>
+          <w:sz w:val="22"/>
           <w:szCs w:val="19"/>
         </w:rPr>
         <w:t xml:space="preserve">YOUR TURN</w:t>
@@ -1204,7 +1214,7 @@
           <w:rFonts w:ascii="Avenir Next" w:hAnsi="Avenir Next" w:cs="Avenir Next" w:eastAsia="Avenir Next"/>
           <w:i/>
           <w:color w:val="5A5F66"/>
-          <w:sz w:val="17"/>
+          <w:sz w:val="22"/>
           <w:szCs w:val="17"/>
         </w:rPr>
         <w:t xml:space="preserve">use the steps on your own</w:t>
@@ -1376,7 +1386,7 @@
                       <w:szCs w:val="22"/>
                       <w:u w:val="single"/>
                     </w:rPr>
-                    <w:t xml:space="preserve">        </w:t>
+                    <w:t xml:space="preserve">            </w:t>
                   </w:r>
                 </w:p>
               </w:tc>
@@ -1438,7 +1448,7 @@
                       <w:szCs w:val="22"/>
                       <w:u w:val="single"/>
                     </w:rPr>
-                    <w:t xml:space="preserve">        </w:t>
+                    <w:t xml:space="preserve">            </w:t>
                   </w:r>
                 </w:p>
               </w:tc>
@@ -1500,7 +1510,7 @@
                       <w:szCs w:val="22"/>
                       <w:u w:val="single"/>
                     </w:rPr>
-                    <w:t xml:space="preserve">        </w:t>
+                    <w:t xml:space="preserve">            </w:t>
                   </w:r>
                 </w:p>
               </w:tc>
@@ -1568,7 +1578,7 @@
                       <w:szCs w:val="22"/>
                       <w:u w:val="single"/>
                     </w:rPr>
-                    <w:t xml:space="preserve">        </w:t>
+                    <w:t xml:space="preserve">            </w:t>
                   </w:r>
                 </w:p>
               </w:tc>
@@ -1630,7 +1640,7 @@
                       <w:szCs w:val="22"/>
                       <w:u w:val="single"/>
                     </w:rPr>
-                    <w:t xml:space="preserve">        </w:t>
+                    <w:t xml:space="preserve">            </w:t>
                   </w:r>
                 </w:p>
               </w:tc>
@@ -1692,7 +1702,7 @@
                       <w:szCs w:val="22"/>
                       <w:u w:val="single"/>
                     </w:rPr>
-                    <w:t xml:space="preserve">        </w:t>
+                    <w:t xml:space="preserve">            </w:t>
                   </w:r>
                 </w:p>
               </w:tc>
@@ -1724,7 +1734,7 @@
           <w:caps/>
           <w:color w:val="003A70"/>
           <w:spacing w:val="12"/>
-          <w:sz w:val="19"/>
+          <w:sz w:val="22"/>
           <w:szCs w:val="19"/>
         </w:rPr>
         <w:t xml:space="preserve">Lesson 6-6  ·  Session 2  ·  Prerequisite Practice A  ·  Skill 2 of 2</w:t>
@@ -1732,6 +1742,7 @@
     </w:p>
     <w:p>
       <w:pPr>
+        <w:pStyle w:val="Heading1"/>
         <w:keepNext/>
         <w:spacing w:before="0" w:after="10" w:line="240" w:lineRule="auto"/>
       </w:pPr>
@@ -1757,7 +1768,7 @@
         <w:rPr>
           <w:rFonts w:ascii="Avenir Next" w:hAnsi="Avenir Next" w:cs="Avenir Next" w:eastAsia="Avenir Next"/>
           <w:color w:val="5A5F66"/>
-          <w:sz w:val="17"/>
+          <w:sz w:val="22"/>
           <w:szCs w:val="17"/>
         </w:rPr>
         <w:t xml:space="preserve">Builds on Grade 3 · 3.OA.B.5</w:t>
@@ -1800,6 +1811,7 @@
           </w:tcPr>
           <w:p>
             <w:pPr>
+              <w:pStyle w:val="Heading2"/>
               <w:spacing w:before="0" w:after="0" w:line="252" w:lineRule="auto"/>
             </w:pPr>
             <w:r>
@@ -1829,7 +1841,7 @@
               <w:rPr>
                 <w:rFonts w:ascii="Avenir Next" w:hAnsi="Avenir Next" w:cs="Avenir Next" w:eastAsia="Avenir Next"/>
                 <w:color w:val="1A1A1A"/>
-                <w:sz w:val="20"/>
+                <w:sz w:val="22"/>
                 <w:szCs w:val="20"/>
               </w:rPr>
               <w:t xml:space="preserve">Problem 8 asks you to justify that 3(</w:t>
@@ -1839,7 +1851,7 @@
                 <w:rFonts w:ascii="Avenir Next" w:hAnsi="Avenir Next" w:cs="Avenir Next" w:eastAsia="Avenir Next"/>
                 <w:i/>
                 <w:color w:val="1A1A1A"/>
-                <w:sz w:val="20"/>
+                <w:sz w:val="22"/>
                 <w:szCs w:val="20"/>
               </w:rPr>
               <w:t xml:space="preserve">k</w:t>
@@ -1848,7 +1860,7 @@
               <w:rPr>
                 <w:rFonts w:ascii="Avenir Next" w:hAnsi="Avenir Next" w:cs="Avenir Next" w:eastAsia="Avenir Next"/>
                 <w:color w:val="1A1A1A"/>
-                <w:sz w:val="20"/>
+                <w:sz w:val="22"/>
                 <w:szCs w:val="20"/>
               </w:rPr>
               <w:t xml:space="preserve"> + 4) and 3</w:t>
@@ -1858,7 +1870,7 @@
                 <w:rFonts w:ascii="Avenir Next" w:hAnsi="Avenir Next" w:cs="Avenir Next" w:eastAsia="Avenir Next"/>
                 <w:i/>
                 <w:color w:val="1A1A1A"/>
-                <w:sz w:val="20"/>
+                <w:sz w:val="22"/>
                 <w:szCs w:val="20"/>
               </w:rPr>
               <w:t xml:space="preserve">k</w:t>
@@ -1867,7 +1879,7 @@
               <w:rPr>
                 <w:rFonts w:ascii="Avenir Next" w:hAnsi="Avenir Next" w:cs="Avenir Next" w:eastAsia="Avenir Next"/>
                 <w:color w:val="1A1A1A"/>
-                <w:sz w:val="20"/>
+                <w:sz w:val="22"/>
                 <w:szCs w:val="20"/>
               </w:rPr>
               <w:t xml:space="preserve"> + 12 are equivalent.</w:t>
@@ -1887,6 +1899,7 @@
           </w:tcPr>
           <w:p>
             <w:pPr>
+              <w:pStyle w:val="Heading2"/>
               <w:spacing w:before="0" w:after="0" w:line="252" w:lineRule="auto"/>
             </w:pPr>
             <w:r>
@@ -1916,7 +1929,7 @@
               <w:rPr>
                 <w:rFonts w:ascii="Avenir Next" w:hAnsi="Avenir Next" w:cs="Avenir Next" w:eastAsia="Avenir Next"/>
                 <w:color w:val="1A1A1A"/>
-                <w:sz w:val="20"/>
+                <w:sz w:val="22"/>
                 <w:szCs w:val="20"/>
               </w:rPr>
               <w:t xml:space="preserve">Multiply each term inside the parentheses, like 3(</w:t>
@@ -1926,7 +1939,7 @@
                 <w:rFonts w:ascii="Avenir Next" w:hAnsi="Avenir Next" w:cs="Avenir Next" w:eastAsia="Avenir Next"/>
                 <w:i/>
                 <w:color w:val="1A1A1A"/>
-                <w:sz w:val="20"/>
+                <w:sz w:val="22"/>
                 <w:szCs w:val="20"/>
               </w:rPr>
               <w:t xml:space="preserve">k</w:t>
@@ -1935,7 +1948,7 @@
               <w:rPr>
                 <w:rFonts w:ascii="Avenir Next" w:hAnsi="Avenir Next" w:cs="Avenir Next" w:eastAsia="Avenir Next"/>
                 <w:color w:val="1A1A1A"/>
-                <w:sz w:val="20"/>
+                <w:sz w:val="22"/>
                 <w:szCs w:val="20"/>
               </w:rPr>
               <w:t xml:space="preserve"> + 4) = 3</w:t>
@@ -1945,7 +1958,7 @@
                 <w:rFonts w:ascii="Avenir Next" w:hAnsi="Avenir Next" w:cs="Avenir Next" w:eastAsia="Avenir Next"/>
                 <w:i/>
                 <w:color w:val="1A1A1A"/>
-                <w:sz w:val="20"/>
+                <w:sz w:val="22"/>
                 <w:szCs w:val="20"/>
               </w:rPr>
               <w:t xml:space="preserve">k</w:t>
@@ -1954,7 +1967,7 @@
               <w:rPr>
                 <w:rFonts w:ascii="Avenir Next" w:hAnsi="Avenir Next" w:cs="Avenir Next" w:eastAsia="Avenir Next"/>
                 <w:color w:val="1A1A1A"/>
-                <w:sz w:val="20"/>
+                <w:sz w:val="22"/>
                 <w:szCs w:val="20"/>
               </w:rPr>
               <w:t xml:space="preserve"> + 12.  </w:t>
@@ -1964,7 +1977,7 @@
                 <w:rFonts w:ascii="Avenir Next" w:hAnsi="Avenir Next" w:cs="Avenir Next" w:eastAsia="Avenir Next"/>
                 <w:b/>
                 <w:color w:val="1A1A1A"/>
-                <w:sz w:val="20"/>
+                <w:sz w:val="22"/>
                 <w:szCs w:val="20"/>
               </w:rPr>
               <w:t xml:space="preserve">You will use it in Practice Form A, problems 6 and 8.</w:t>
@@ -1975,6 +1988,7 @@
     </w:tbl>
     <w:p>
       <w:pPr>
+        <w:pStyle w:val="Heading2"/>
         <w:keepNext/>
         <w:pBdr>
           <w:bottom w:val="single" w:sz="8" w:space="3" w:color="003A70"/>
@@ -1990,7 +2004,7 @@
           <w:b/>
           <w:color w:val="003A70"/>
           <w:spacing w:val="14"/>
-          <w:sz w:val="19"/>
+          <w:sz w:val="22"/>
           <w:szCs w:val="19"/>
         </w:rPr>
         <w:t xml:space="preserve">STEPS TO FOLLOW</w:t>
@@ -2009,7 +2023,7 @@
           <w:rFonts w:ascii="Avenir Next" w:hAnsi="Avenir Next" w:cs="Avenir Next" w:eastAsia="Avenir Next"/>
           <w:i/>
           <w:color w:val="5A5F66"/>
-          <w:sz w:val="17"/>
+          <w:sz w:val="22"/>
           <w:szCs w:val="17"/>
         </w:rPr>
         <w:t xml:space="preserve">use these same steps on every problem</w:t>
@@ -2051,6 +2065,7 @@
           </w:tcPr>
           <w:p>
             <w:pPr>
+              <w:pStyle w:val="Heading1"/>
               <w:spacing w:before="0" w:after="0" w:line="240" w:lineRule="auto"/>
               <w:jc w:val="center"/>
             </w:pPr>
@@ -2080,7 +2095,7 @@
                 <w:rFonts w:ascii="Avenir Next" w:hAnsi="Avenir Next" w:cs="Avenir Next" w:eastAsia="Avenir Next"/>
                 <w:b/>
                 <w:color w:val="1A1A1A"/>
-                <w:sz w:val="21"/>
+                <w:sz w:val="22"/>
                 <w:szCs w:val="21"/>
               </w:rPr>
               <w:t xml:space="preserve">Multiply</w:t>
@@ -2089,7 +2104,7 @@
               <w:rPr>
                 <w:rFonts w:ascii="Avenir Next" w:hAnsi="Avenir Next" w:cs="Avenir Next" w:eastAsia="Avenir Next"/>
                 <w:color w:val="1A1A1A"/>
-                <w:sz w:val="21"/>
+                <w:sz w:val="22"/>
                 <w:szCs w:val="21"/>
               </w:rPr>
               <w:t xml:space="preserve"> the outside number by the first term.</w:t>
@@ -2108,6 +2123,7 @@
           </w:tcPr>
           <w:p>
             <w:pPr>
+              <w:pStyle w:val="Heading1"/>
               <w:spacing w:before="0" w:after="0" w:line="240" w:lineRule="auto"/>
               <w:jc w:val="center"/>
             </w:pPr>
@@ -2136,7 +2152,7 @@
               <w:rPr>
                 <w:rFonts w:ascii="Avenir Next" w:hAnsi="Avenir Next" w:cs="Avenir Next" w:eastAsia="Avenir Next"/>
                 <w:color w:val="1A1A1A"/>
-                <w:sz w:val="21"/>
+                <w:sz w:val="22"/>
                 <w:szCs w:val="21"/>
               </w:rPr>
               <w:t xml:space="preserve">Multiply it by the </w:t>
@@ -2146,7 +2162,7 @@
                 <w:rFonts w:ascii="Avenir Next" w:hAnsi="Avenir Next" w:cs="Avenir Next" w:eastAsia="Avenir Next"/>
                 <w:b/>
                 <w:color w:val="1A1A1A"/>
-                <w:sz w:val="21"/>
+                <w:sz w:val="22"/>
                 <w:szCs w:val="21"/>
               </w:rPr>
               <w:t xml:space="preserve">second</w:t>
@@ -2155,7 +2171,7 @@
               <w:rPr>
                 <w:rFonts w:ascii="Avenir Next" w:hAnsi="Avenir Next" w:cs="Avenir Next" w:eastAsia="Avenir Next"/>
                 <w:color w:val="1A1A1A"/>
-                <w:sz w:val="21"/>
+                <w:sz w:val="22"/>
                 <w:szCs w:val="21"/>
               </w:rPr>
               <w:t xml:space="preserve"> term.</w:t>
@@ -2174,6 +2190,7 @@
           </w:tcPr>
           <w:p>
             <w:pPr>
+              <w:pStyle w:val="Heading1"/>
               <w:spacing w:before="0" w:after="0" w:line="240" w:lineRule="auto"/>
               <w:jc w:val="center"/>
             </w:pPr>
@@ -2203,7 +2220,7 @@
                 <w:rFonts w:ascii="Avenir Next" w:hAnsi="Avenir Next" w:cs="Avenir Next" w:eastAsia="Avenir Next"/>
                 <w:b/>
                 <w:color w:val="1A1A1A"/>
-                <w:sz w:val="21"/>
+                <w:sz w:val="22"/>
                 <w:szCs w:val="21"/>
               </w:rPr>
               <w:t xml:space="preserve">Keep</w:t>
@@ -2212,7 +2229,7 @@
               <w:rPr>
                 <w:rFonts w:ascii="Avenir Next" w:hAnsi="Avenir Next" w:cs="Avenir Next" w:eastAsia="Avenir Next"/>
                 <w:color w:val="1A1A1A"/>
-                <w:sz w:val="21"/>
+                <w:sz w:val="22"/>
                 <w:szCs w:val="21"/>
               </w:rPr>
               <w:t xml:space="preserve"> the + or − sign between them.</w:t>
@@ -2223,6 +2240,7 @@
     </w:tbl>
     <w:p>
       <w:pPr>
+        <w:pStyle w:val="Heading2"/>
         <w:keepNext/>
         <w:pBdr>
           <w:bottom w:val="single" w:sz="8" w:space="3" w:color="003A70"/>
@@ -2238,7 +2256,7 @@
           <w:b/>
           <w:color w:val="003A70"/>
           <w:spacing w:val="14"/>
-          <w:sz w:val="19"/>
+          <w:sz w:val="22"/>
           <w:szCs w:val="19"/>
         </w:rPr>
         <w:t xml:space="preserve">WATCH ME</w:t>
@@ -2257,7 +2275,7 @@
           <w:rFonts w:ascii="Avenir Next" w:hAnsi="Avenir Next" w:cs="Avenir Next" w:eastAsia="Avenir Next"/>
           <w:i/>
           <w:color w:val="5A5F66"/>
-          <w:sz w:val="17"/>
+          <w:sz w:val="22"/>
           <w:szCs w:val="17"/>
         </w:rPr>
         <w:t xml:space="preserve">the steps in action</w:t>
@@ -2272,7 +2290,7 @@
           <w:rFonts w:ascii="Avenir Next" w:hAnsi="Avenir Next" w:cs="Avenir Next" w:eastAsia="Avenir Next"/>
           <w:b/>
           <w:color w:val="1A1A1A"/>
-          <w:sz w:val="21"/>
+          <w:sz w:val="22"/>
           <w:szCs w:val="21"/>
         </w:rPr>
         <w:t xml:space="preserve">Rewrite 2(</w:t>
@@ -2283,7 +2301,7 @@
           <w:b/>
           <w:i/>
           <w:color w:val="1A1A1A"/>
-          <w:sz w:val="21"/>
+          <w:sz w:val="22"/>
           <w:szCs w:val="21"/>
         </w:rPr>
         <w:t xml:space="preserve">y</w:t>
@@ -2293,7 +2311,7 @@
           <w:rFonts w:ascii="Avenir Next" w:hAnsi="Avenir Next" w:cs="Avenir Next" w:eastAsia="Avenir Next"/>
           <w:b/>
           <w:color w:val="1A1A1A"/>
-          <w:sz w:val="21"/>
+          <w:sz w:val="22"/>
           <w:szCs w:val="21"/>
         </w:rPr>
         <w:t xml:space="preserve"> + 7) without parentheses.</w:t>
@@ -2312,25 +2330,25 @@
           <w:rFonts w:ascii="Avenir Next" w:hAnsi="Avenir Next" w:cs="Avenir Next" w:eastAsia="Avenir Next"/>
           <w:b/>
           <w:color w:val="003A70"/>
+          <w:sz w:val="22"/>
+          <w:szCs w:val="19"/>
+        </w:rPr>
+        <w:t xml:space="preserve">Step 1</w:t>
+      </w:r>
+      <w:r>
+        <w:rPr>
+          <w:rFonts w:ascii="Avenir Next" w:hAnsi="Avenir Next" w:cs="Avenir Next" w:eastAsia="Avenir Next"/>
+          <w:color w:val="1A1A1A"/>
           <w:sz w:val="19"/>
           <w:szCs w:val="19"/>
         </w:rPr>
-        <w:t xml:space="preserve">Step 1</w:t>
-      </w:r>
-      <w:r>
-        <w:rPr>
-          <w:rFonts w:ascii="Avenir Next" w:hAnsi="Avenir Next" w:cs="Avenir Next" w:eastAsia="Avenir Next"/>
-          <w:color w:val="1A1A1A"/>
-          <w:sz w:val="19"/>
-          <w:szCs w:val="19"/>
-        </w:rPr>
         <w:tab/>
       </w:r>
       <w:r>
         <w:rPr>
           <w:rFonts w:ascii="Avenir Next" w:hAnsi="Avenir Next" w:cs="Avenir Next" w:eastAsia="Avenir Next"/>
           <w:color w:val="1A1A1A"/>
-          <w:sz w:val="21"/>
+          <w:sz w:val="22"/>
           <w:szCs w:val="21"/>
         </w:rPr>
         <w:t xml:space="preserve">2 × </w:t>
@@ -2340,7 +2358,7 @@
           <w:rFonts w:ascii="Avenir Next" w:hAnsi="Avenir Next" w:cs="Avenir Next" w:eastAsia="Avenir Next"/>
           <w:i/>
           <w:color w:val="1A1A1A"/>
-          <w:sz w:val="21"/>
+          <w:sz w:val="22"/>
           <w:szCs w:val="21"/>
         </w:rPr>
         <w:t xml:space="preserve">y</w:t>
@@ -2349,7 +2367,7 @@
         <w:rPr>
           <w:rFonts w:ascii="Avenir Next" w:hAnsi="Avenir Next" w:cs="Avenir Next" w:eastAsia="Avenir Next"/>
           <w:color w:val="1A1A1A"/>
-          <w:sz w:val="21"/>
+          <w:sz w:val="22"/>
           <w:szCs w:val="21"/>
         </w:rPr>
         <w:t xml:space="preserve"> = 2</w:t>
@@ -2359,7 +2377,7 @@
           <w:rFonts w:ascii="Avenir Next" w:hAnsi="Avenir Next" w:cs="Avenir Next" w:eastAsia="Avenir Next"/>
           <w:i/>
           <w:color w:val="1A1A1A"/>
-          <w:sz w:val="21"/>
+          <w:sz w:val="22"/>
           <w:szCs w:val="21"/>
         </w:rPr>
         <w:t xml:space="preserve">y</w:t>
@@ -2368,7 +2386,7 @@
         <w:rPr>
           <w:rFonts w:ascii="Avenir Next" w:hAnsi="Avenir Next" w:cs="Avenir Next" w:eastAsia="Avenir Next"/>
           <w:color w:val="1A1A1A"/>
-          <w:sz w:val="21"/>
+          <w:sz w:val="22"/>
           <w:szCs w:val="21"/>
         </w:rPr>
         <w:t xml:space="preserve">.</w:t>
@@ -2387,25 +2405,25 @@
           <w:rFonts w:ascii="Avenir Next" w:hAnsi="Avenir Next" w:cs="Avenir Next" w:eastAsia="Avenir Next"/>
           <w:b/>
           <w:color w:val="003A70"/>
+          <w:sz w:val="22"/>
+          <w:szCs w:val="19"/>
+        </w:rPr>
+        <w:t xml:space="preserve">Step 2</w:t>
+      </w:r>
+      <w:r>
+        <w:rPr>
+          <w:rFonts w:ascii="Avenir Next" w:hAnsi="Avenir Next" w:cs="Avenir Next" w:eastAsia="Avenir Next"/>
+          <w:color w:val="1A1A1A"/>
           <w:sz w:val="19"/>
           <w:szCs w:val="19"/>
         </w:rPr>
-        <w:t xml:space="preserve">Step 2</w:t>
-      </w:r>
-      <w:r>
-        <w:rPr>
-          <w:rFonts w:ascii="Avenir Next" w:hAnsi="Avenir Next" w:cs="Avenir Next" w:eastAsia="Avenir Next"/>
-          <w:color w:val="1A1A1A"/>
-          <w:sz w:val="19"/>
-          <w:szCs w:val="19"/>
-        </w:rPr>
         <w:tab/>
       </w:r>
       <w:r>
         <w:rPr>
           <w:rFonts w:ascii="Avenir Next" w:hAnsi="Avenir Next" w:cs="Avenir Next" w:eastAsia="Avenir Next"/>
           <w:color w:val="1A1A1A"/>
-          <w:sz w:val="21"/>
+          <w:sz w:val="22"/>
           <w:szCs w:val="21"/>
         </w:rPr>
         <w:t xml:space="preserve">2 × 7 = 14.</w:t>
@@ -2424,25 +2442,25 @@
           <w:rFonts w:ascii="Avenir Next" w:hAnsi="Avenir Next" w:cs="Avenir Next" w:eastAsia="Avenir Next"/>
           <w:b/>
           <w:color w:val="003A70"/>
+          <w:sz w:val="22"/>
+          <w:szCs w:val="19"/>
+        </w:rPr>
+        <w:t xml:space="preserve">Step 3</w:t>
+      </w:r>
+      <w:r>
+        <w:rPr>
+          <w:rFonts w:ascii="Avenir Next" w:hAnsi="Avenir Next" w:cs="Avenir Next" w:eastAsia="Avenir Next"/>
+          <w:color w:val="1A1A1A"/>
           <w:sz w:val="19"/>
           <w:szCs w:val="19"/>
         </w:rPr>
-        <w:t xml:space="preserve">Step 3</w:t>
-      </w:r>
-      <w:r>
-        <w:rPr>
-          <w:rFonts w:ascii="Avenir Next" w:hAnsi="Avenir Next" w:cs="Avenir Next" w:eastAsia="Avenir Next"/>
-          <w:color w:val="1A1A1A"/>
-          <w:sz w:val="19"/>
-          <w:szCs w:val="19"/>
-        </w:rPr>
         <w:tab/>
       </w:r>
       <w:r>
         <w:rPr>
           <w:rFonts w:ascii="Avenir Next" w:hAnsi="Avenir Next" w:cs="Avenir Next" w:eastAsia="Avenir Next"/>
           <w:color w:val="1A1A1A"/>
-          <w:sz w:val="21"/>
+          <w:sz w:val="22"/>
           <w:szCs w:val="21"/>
         </w:rPr>
         <w:t xml:space="preserve">2</w:t>
@@ -2452,7 +2470,7 @@
           <w:rFonts w:ascii="Avenir Next" w:hAnsi="Avenir Next" w:cs="Avenir Next" w:eastAsia="Avenir Next"/>
           <w:i/>
           <w:color w:val="1A1A1A"/>
-          <w:sz w:val="21"/>
+          <w:sz w:val="22"/>
           <w:szCs w:val="21"/>
         </w:rPr>
         <w:t xml:space="preserve">y</w:t>
@@ -2461,7 +2479,7 @@
         <w:rPr>
           <w:rFonts w:ascii="Avenir Next" w:hAnsi="Avenir Next" w:cs="Avenir Next" w:eastAsia="Avenir Next"/>
           <w:color w:val="1A1A1A"/>
-          <w:sz w:val="21"/>
+          <w:sz w:val="22"/>
           <w:szCs w:val="21"/>
         </w:rPr>
         <w:t xml:space="preserve"> + 14.</w:t>
@@ -2480,18 +2498,18 @@
           <w:rFonts w:ascii="Avenir Next" w:hAnsi="Avenir Next" w:cs="Avenir Next" w:eastAsia="Avenir Next"/>
           <w:b/>
           <w:color w:val="1A1A1A"/>
+          <w:sz w:val="22"/>
+          <w:szCs w:val="21"/>
+        </w:rPr>
+        <w:t xml:space="preserve">Answer</w:t>
+      </w:r>
+      <w:r>
+        <w:rPr>
+          <w:rFonts w:ascii="Avenir Next" w:hAnsi="Avenir Next" w:cs="Avenir Next" w:eastAsia="Avenir Next"/>
+          <w:color w:val="1A1A1A"/>
           <w:sz w:val="21"/>
           <w:szCs w:val="21"/>
         </w:rPr>
-        <w:t xml:space="preserve">Answer</w:t>
-      </w:r>
-      <w:r>
-        <w:rPr>
-          <w:rFonts w:ascii="Avenir Next" w:hAnsi="Avenir Next" w:cs="Avenir Next" w:eastAsia="Avenir Next"/>
-          <w:color w:val="1A1A1A"/>
-          <w:sz w:val="21"/>
-          <w:szCs w:val="21"/>
-        </w:rPr>
         <w:tab/>
       </w:r>
       <w:r>
@@ -2499,7 +2517,7 @@
           <w:rFonts w:ascii="Avenir Next" w:hAnsi="Avenir Next" w:cs="Avenir Next" w:eastAsia="Avenir Next"/>
           <w:b/>
           <w:color w:val="1A1A1A"/>
-          <w:sz w:val="21"/>
+          <w:sz w:val="22"/>
           <w:szCs w:val="21"/>
         </w:rPr>
         <w:t xml:space="preserve">2</w:t>
@@ -2510,7 +2528,7 @@
           <w:b/>
           <w:i/>
           <w:color w:val="1A1A1A"/>
-          <w:sz w:val="21"/>
+          <w:sz w:val="22"/>
           <w:szCs w:val="21"/>
         </w:rPr>
         <w:t xml:space="preserve">y</w:t>
@@ -2520,7 +2538,7 @@
           <w:rFonts w:ascii="Avenir Next" w:hAnsi="Avenir Next" w:cs="Avenir Next" w:eastAsia="Avenir Next"/>
           <w:b/>
           <w:color w:val="1A1A1A"/>
-          <w:sz w:val="21"/>
+          <w:sz w:val="22"/>
           <w:szCs w:val="21"/>
         </w:rPr>
         <w:t xml:space="preserve"> + 14</w:t>
@@ -2528,6 +2546,7 @@
     </w:p>
     <w:p>
       <w:pPr>
+        <w:pStyle w:val="Heading2"/>
         <w:keepNext/>
         <w:pBdr>
           <w:bottom w:val="single" w:sz="8" w:space="3" w:color="003A70"/>
@@ -2543,7 +2562,7 @@
           <w:b/>
           <w:color w:val="003A70"/>
           <w:spacing w:val="14"/>
-          <w:sz w:val="19"/>
+          <w:sz w:val="22"/>
           <w:szCs w:val="19"/>
         </w:rPr>
         <w:t xml:space="preserve">TRY IT WITH HELP</w:t>
@@ -2562,7 +2581,7 @@
           <w:rFonts w:ascii="Avenir Next" w:hAnsi="Avenir Next" w:cs="Avenir Next" w:eastAsia="Avenir Next"/>
           <w:i/>
           <w:color w:val="5A5F66"/>
-          <w:sz w:val="17"/>
+          <w:sz w:val="22"/>
           <w:szCs w:val="17"/>
         </w:rPr>
         <w:t xml:space="preserve">fill in each step</w:t>
@@ -2639,25 +2658,25 @@
           <w:rFonts w:ascii="Avenir Next" w:hAnsi="Avenir Next" w:cs="Avenir Next" w:eastAsia="Avenir Next"/>
           <w:b/>
           <w:color w:val="003A70"/>
+          <w:sz w:val="22"/>
+          <w:szCs w:val="18"/>
+        </w:rPr>
+        <w:t xml:space="preserve">Step 1</w:t>
+      </w:r>
+      <w:r>
+        <w:rPr>
+          <w:rFonts w:ascii="Avenir Next" w:hAnsi="Avenir Next" w:cs="Avenir Next" w:eastAsia="Avenir Next"/>
+          <w:color w:val="1A1A1A"/>
           <w:sz w:val="18"/>
           <w:szCs w:val="18"/>
         </w:rPr>
-        <w:t xml:space="preserve">Step 1</w:t>
-      </w:r>
-      <w:r>
-        <w:rPr>
-          <w:rFonts w:ascii="Avenir Next" w:hAnsi="Avenir Next" w:cs="Avenir Next" w:eastAsia="Avenir Next"/>
-          <w:color w:val="1A1A1A"/>
-          <w:sz w:val="18"/>
-          <w:szCs w:val="18"/>
-        </w:rPr>
         <w:tab/>
       </w:r>
       <w:r>
         <w:rPr>
           <w:rFonts w:ascii="Avenir Next" w:hAnsi="Avenir Next" w:cs="Avenir Next" w:eastAsia="Avenir Next"/>
           <w:color w:val="1A1A1A"/>
-          <w:sz w:val="21"/>
+          <w:sz w:val="22"/>
           <w:szCs w:val="21"/>
         </w:rPr>
         <w:t xml:space="preserve">3 × </w:t>
@@ -2667,7 +2686,7 @@
           <w:rFonts w:ascii="Avenir Next" w:hAnsi="Avenir Next" w:cs="Avenir Next" w:eastAsia="Avenir Next"/>
           <w:i/>
           <w:color w:val="1A1A1A"/>
-          <w:sz w:val="21"/>
+          <w:sz w:val="22"/>
           <w:szCs w:val="21"/>
         </w:rPr>
         <w:t xml:space="preserve">k</w:t>
@@ -2676,7 +2695,7 @@
         <w:rPr>
           <w:rFonts w:ascii="Avenir Next" w:hAnsi="Avenir Next" w:cs="Avenir Next" w:eastAsia="Avenir Next"/>
           <w:color w:val="1A1A1A"/>
-          <w:sz w:val="21"/>
+          <w:sz w:val="22"/>
           <w:szCs w:val="21"/>
         </w:rPr>
         <w:t xml:space="preserve"> = </w:t>
@@ -2706,25 +2725,25 @@
           <w:rFonts w:ascii="Avenir Next" w:hAnsi="Avenir Next" w:cs="Avenir Next" w:eastAsia="Avenir Next"/>
           <w:b/>
           <w:color w:val="003A70"/>
+          <w:sz w:val="22"/>
+          <w:szCs w:val="18"/>
+        </w:rPr>
+        <w:t xml:space="preserve">Step 2</w:t>
+      </w:r>
+      <w:r>
+        <w:rPr>
+          <w:rFonts w:ascii="Avenir Next" w:hAnsi="Avenir Next" w:cs="Avenir Next" w:eastAsia="Avenir Next"/>
+          <w:color w:val="1A1A1A"/>
           <w:sz w:val="18"/>
           <w:szCs w:val="18"/>
         </w:rPr>
-        <w:t xml:space="preserve">Step 2</w:t>
-      </w:r>
-      <w:r>
-        <w:rPr>
-          <w:rFonts w:ascii="Avenir Next" w:hAnsi="Avenir Next" w:cs="Avenir Next" w:eastAsia="Avenir Next"/>
-          <w:color w:val="1A1A1A"/>
-          <w:sz w:val="18"/>
-          <w:szCs w:val="18"/>
-        </w:rPr>
         <w:tab/>
       </w:r>
       <w:r>
         <w:rPr>
           <w:rFonts w:ascii="Avenir Next" w:hAnsi="Avenir Next" w:cs="Avenir Next" w:eastAsia="Avenir Next"/>
           <w:color w:val="1A1A1A"/>
-          <w:sz w:val="21"/>
+          <w:sz w:val="22"/>
           <w:szCs w:val="21"/>
         </w:rPr>
         <w:t xml:space="preserve">3 × 4 = </w:t>
@@ -2754,25 +2773,25 @@
           <w:rFonts w:ascii="Avenir Next" w:hAnsi="Avenir Next" w:cs="Avenir Next" w:eastAsia="Avenir Next"/>
           <w:b/>
           <w:color w:val="003A70"/>
+          <w:sz w:val="22"/>
+          <w:szCs w:val="18"/>
+        </w:rPr>
+        <w:t xml:space="preserve">Step 3</w:t>
+      </w:r>
+      <w:r>
+        <w:rPr>
+          <w:rFonts w:ascii="Avenir Next" w:hAnsi="Avenir Next" w:cs="Avenir Next" w:eastAsia="Avenir Next"/>
+          <w:color w:val="1A1A1A"/>
           <w:sz w:val="18"/>
           <w:szCs w:val="18"/>
         </w:rPr>
-        <w:t xml:space="preserve">Step 3</w:t>
-      </w:r>
-      <w:r>
-        <w:rPr>
-          <w:rFonts w:ascii="Avenir Next" w:hAnsi="Avenir Next" w:cs="Avenir Next" w:eastAsia="Avenir Next"/>
-          <w:color w:val="1A1A1A"/>
-          <w:sz w:val="18"/>
-          <w:szCs w:val="18"/>
-        </w:rPr>
         <w:tab/>
       </w:r>
       <w:r>
         <w:rPr>
           <w:rFonts w:ascii="Avenir Next" w:hAnsi="Avenir Next" w:cs="Avenir Next" w:eastAsia="Avenir Next"/>
           <w:color w:val="1A1A1A"/>
-          <w:sz w:val="21"/>
+          <w:sz w:val="22"/>
           <w:szCs w:val="21"/>
         </w:rPr>
         <w:t xml:space="preserve">3(</w:t>
@@ -2782,7 +2801,7 @@
           <w:rFonts w:ascii="Avenir Next" w:hAnsi="Avenir Next" w:cs="Avenir Next" w:eastAsia="Avenir Next"/>
           <w:i/>
           <w:color w:val="1A1A1A"/>
-          <w:sz w:val="21"/>
+          <w:sz w:val="22"/>
           <w:szCs w:val="21"/>
         </w:rPr>
         <w:t xml:space="preserve">k</w:t>
@@ -2791,7 +2810,7 @@
         <w:rPr>
           <w:rFonts w:ascii="Avenir Next" w:hAnsi="Avenir Next" w:cs="Avenir Next" w:eastAsia="Avenir Next"/>
           <w:color w:val="1A1A1A"/>
-          <w:sz w:val="21"/>
+          <w:sz w:val="22"/>
           <w:szCs w:val="21"/>
         </w:rPr>
         <w:t xml:space="preserve"> + 4) = </w:t>
@@ -2883,25 +2902,25 @@
           <w:rFonts w:ascii="Avenir Next" w:hAnsi="Avenir Next" w:cs="Avenir Next" w:eastAsia="Avenir Next"/>
           <w:b/>
           <w:color w:val="003A70"/>
+          <w:sz w:val="22"/>
+          <w:szCs w:val="18"/>
+        </w:rPr>
+        <w:t xml:space="preserve">Step 1</w:t>
+      </w:r>
+      <w:r>
+        <w:rPr>
+          <w:rFonts w:ascii="Avenir Next" w:hAnsi="Avenir Next" w:cs="Avenir Next" w:eastAsia="Avenir Next"/>
+          <w:color w:val="1A1A1A"/>
           <w:sz w:val="18"/>
           <w:szCs w:val="18"/>
         </w:rPr>
-        <w:t xml:space="preserve">Step 1</w:t>
-      </w:r>
-      <w:r>
-        <w:rPr>
-          <w:rFonts w:ascii="Avenir Next" w:hAnsi="Avenir Next" w:cs="Avenir Next" w:eastAsia="Avenir Next"/>
-          <w:color w:val="1A1A1A"/>
-          <w:sz w:val="18"/>
-          <w:szCs w:val="18"/>
-        </w:rPr>
         <w:tab/>
       </w:r>
       <w:r>
         <w:rPr>
           <w:rFonts w:ascii="Avenir Next" w:hAnsi="Avenir Next" w:cs="Avenir Next" w:eastAsia="Avenir Next"/>
           <w:color w:val="1A1A1A"/>
-          <w:sz w:val="21"/>
+          <w:sz w:val="22"/>
           <w:szCs w:val="21"/>
         </w:rPr>
         <w:t xml:space="preserve">5 × </w:t>
@@ -2911,7 +2930,7 @@
           <w:rFonts w:ascii="Avenir Next" w:hAnsi="Avenir Next" w:cs="Avenir Next" w:eastAsia="Avenir Next"/>
           <w:i/>
           <w:color w:val="1A1A1A"/>
-          <w:sz w:val="21"/>
+          <w:sz w:val="22"/>
           <w:szCs w:val="21"/>
         </w:rPr>
         <w:t xml:space="preserve">n</w:t>
@@ -2920,7 +2939,7 @@
         <w:rPr>
           <w:rFonts w:ascii="Avenir Next" w:hAnsi="Avenir Next" w:cs="Avenir Next" w:eastAsia="Avenir Next"/>
           <w:color w:val="1A1A1A"/>
-          <w:sz w:val="21"/>
+          <w:sz w:val="22"/>
           <w:szCs w:val="21"/>
         </w:rPr>
         <w:t xml:space="preserve"> = </w:t>
@@ -2950,25 +2969,25 @@
           <w:rFonts w:ascii="Avenir Next" w:hAnsi="Avenir Next" w:cs="Avenir Next" w:eastAsia="Avenir Next"/>
           <w:b/>
           <w:color w:val="003A70"/>
+          <w:sz w:val="22"/>
+          <w:szCs w:val="18"/>
+        </w:rPr>
+        <w:t xml:space="preserve">Step 2</w:t>
+      </w:r>
+      <w:r>
+        <w:rPr>
+          <w:rFonts w:ascii="Avenir Next" w:hAnsi="Avenir Next" w:cs="Avenir Next" w:eastAsia="Avenir Next"/>
+          <w:color w:val="1A1A1A"/>
           <w:sz w:val="18"/>
           <w:szCs w:val="18"/>
         </w:rPr>
-        <w:t xml:space="preserve">Step 2</w:t>
-      </w:r>
-      <w:r>
-        <w:rPr>
-          <w:rFonts w:ascii="Avenir Next" w:hAnsi="Avenir Next" w:cs="Avenir Next" w:eastAsia="Avenir Next"/>
-          <w:color w:val="1A1A1A"/>
-          <w:sz w:val="18"/>
-          <w:szCs w:val="18"/>
-        </w:rPr>
         <w:tab/>
       </w:r>
       <w:r>
         <w:rPr>
           <w:rFonts w:ascii="Avenir Next" w:hAnsi="Avenir Next" w:cs="Avenir Next" w:eastAsia="Avenir Next"/>
           <w:color w:val="1A1A1A"/>
-          <w:sz w:val="21"/>
+          <w:sz w:val="22"/>
           <w:szCs w:val="21"/>
         </w:rPr>
         <w:t xml:space="preserve">5 × 2 = </w:t>
@@ -2998,54 +3017,54 @@
           <w:rFonts w:ascii="Avenir Next" w:hAnsi="Avenir Next" w:cs="Avenir Next" w:eastAsia="Avenir Next"/>
           <w:b/>
           <w:color w:val="003A70"/>
+          <w:sz w:val="22"/>
+          <w:szCs w:val="18"/>
+        </w:rPr>
+        <w:t xml:space="preserve">Step 3</w:t>
+      </w:r>
+      <w:r>
+        <w:rPr>
+          <w:rFonts w:ascii="Avenir Next" w:hAnsi="Avenir Next" w:cs="Avenir Next" w:eastAsia="Avenir Next"/>
+          <w:color w:val="1A1A1A"/>
           <w:sz w:val="18"/>
           <w:szCs w:val="18"/>
         </w:rPr>
-        <w:t xml:space="preserve">Step 3</w:t>
-      </w:r>
-      <w:r>
-        <w:rPr>
-          <w:rFonts w:ascii="Avenir Next" w:hAnsi="Avenir Next" w:cs="Avenir Next" w:eastAsia="Avenir Next"/>
-          <w:color w:val="1A1A1A"/>
-          <w:sz w:val="18"/>
-          <w:szCs w:val="18"/>
-        </w:rPr>
         <w:tab/>
       </w:r>
       <w:r>
         <w:rPr>
           <w:rFonts w:ascii="Avenir Next" w:hAnsi="Avenir Next" w:cs="Avenir Next" w:eastAsia="Avenir Next"/>
           <w:color w:val="1A1A1A"/>
+          <w:sz w:val="22"/>
+          <w:szCs w:val="21"/>
+        </w:rPr>
+        <w:t xml:space="preserve">5(</w:t>
+      </w:r>
+      <w:r>
+        <w:rPr>
+          <w:rFonts w:ascii="Avenir Next" w:hAnsi="Avenir Next" w:cs="Avenir Next" w:eastAsia="Avenir Next"/>
+          <w:i/>
+          <w:color w:val="1A1A1A"/>
+          <w:sz w:val="22"/>
+          <w:szCs w:val="21"/>
+        </w:rPr>
+        <w:t xml:space="preserve">n</w:t>
+      </w:r>
+      <w:r>
+        <w:rPr>
+          <w:rFonts w:ascii="Avenir Next" w:hAnsi="Avenir Next" w:cs="Avenir Next" w:eastAsia="Avenir Next"/>
+          <w:color w:val="1A1A1A"/>
+          <w:sz w:val="22"/>
+          <w:szCs w:val="21"/>
+        </w:rPr>
+        <w:t xml:space="preserve"> − 2) = </w:t>
+      </w:r>
+      <w:r>
+        <w:rPr>
+          <w:rFonts w:ascii="Avenir Next" w:hAnsi="Avenir Next" w:cs="Avenir Next" w:eastAsia="Avenir Next"/>
+          <w:color w:val="1A1A1A"/>
           <w:sz w:val="21"/>
           <w:szCs w:val="21"/>
-        </w:rPr>
-        <w:t xml:space="preserve">5(</w:t>
-      </w:r>
-      <w:r>
-        <w:rPr>
-          <w:rFonts w:ascii="Avenir Next" w:hAnsi="Avenir Next" w:cs="Avenir Next" w:eastAsia="Avenir Next"/>
-          <w:i/>
-          <w:color w:val="1A1A1A"/>
-          <w:sz w:val="21"/>
-          <w:szCs w:val="21"/>
-        </w:rPr>
-        <w:t xml:space="preserve">n</w:t>
-      </w:r>
-      <w:r>
-        <w:rPr>
-          <w:rFonts w:ascii="Avenir Next" w:hAnsi="Avenir Next" w:cs="Avenir Next" w:eastAsia="Avenir Next"/>
-          <w:color w:val="1A1A1A"/>
-          <w:sz w:val="21"/>
-          <w:szCs w:val="21"/>
-        </w:rPr>
-        <w:t xml:space="preserve"> − 2) = </w:t>
-      </w:r>
-      <w:r>
-        <w:rPr>
-          <w:rFonts w:ascii="Avenir Next" w:hAnsi="Avenir Next" w:cs="Avenir Next" w:eastAsia="Avenir Next"/>
-          <w:color w:val="1A1A1A"/>
-          <w:sz w:val="21"/>
-          <w:szCs w:val="21"/>
           <w:u w:val="single"/>
         </w:rPr>
         <w:t xml:space="preserve">                </w:t>
@@ -3058,6 +3077,7 @@
     </w:p>
     <w:p>
       <w:pPr>
+        <w:pStyle w:val="Heading2"/>
         <w:keepNext/>
         <w:pBdr>
           <w:bottom w:val="single" w:sz="8" w:space="3" w:color="003A70"/>
@@ -3073,7 +3093,7 @@
           <w:b/>
           <w:color w:val="003A70"/>
           <w:spacing w:val="14"/>
-          <w:sz w:val="19"/>
+          <w:sz w:val="22"/>
           <w:szCs w:val="19"/>
         </w:rPr>
         <w:t xml:space="preserve">YOUR TURN</w:t>
@@ -3092,7 +3112,7 @@
           <w:rFonts w:ascii="Avenir Next" w:hAnsi="Avenir Next" w:cs="Avenir Next" w:eastAsia="Avenir Next"/>
           <w:i/>
           <w:color w:val="5A5F66"/>
-          <w:sz w:val="17"/>
+          <w:sz w:val="22"/>
           <w:szCs w:val="17"/>
         </w:rPr>
         <w:t xml:space="preserve">use the steps on your own</w:t>
@@ -3715,6 +3735,7 @@
     </w:p>
     <w:p>
       <w:pPr>
+        <w:pStyle w:val="Heading2"/>
         <w:keepNext/>
         <w:pBdr>
           <w:bottom w:val="single" w:sz="8" w:space="3" w:color="003A70"/>
@@ -3730,7 +3751,7 @@
           <w:b/>
           <w:color w:val="003A70"/>
           <w:spacing w:val="14"/>
-          <w:sz w:val="19"/>
+          <w:sz w:val="22"/>
           <w:szCs w:val="19"/>
         </w:rPr>
         <w:t xml:space="preserve">READY CHECK</w:t>
@@ -3749,7 +3770,7 @@
           <w:rFonts w:ascii="Avenir Next" w:hAnsi="Avenir Next" w:cs="Avenir Next" w:eastAsia="Avenir Next"/>
           <w:i/>
           <w:color w:val="5A5F66"/>
-          <w:sz w:val="17"/>
+          <w:sz w:val="22"/>
           <w:szCs w:val="17"/>
         </w:rPr>
         <w:t xml:space="preserve">a problem like the one in today’s lesson</w:t>
@@ -3900,44 +3921,44 @@
                       <w:rFonts w:ascii="Avenir Next" w:hAnsi="Avenir Next" w:cs="Avenir Next" w:eastAsia="Avenir Next"/>
                       <w:b/>
                       <w:color w:val="003A70"/>
+                      <w:sz w:val="22"/>
+                      <w:szCs w:val="21"/>
+                    </w:rPr>
+                    <w:t xml:space="preserve">A</w:t>
+                  </w:r>
+                  <w:r>
+                    <w:rPr>
+                      <w:rFonts w:ascii="Avenir Next" w:hAnsi="Avenir Next" w:cs="Avenir Next" w:eastAsia="Avenir Next"/>
+                      <w:color w:val="1A1A1A"/>
                       <w:sz w:val="21"/>
                       <w:szCs w:val="21"/>
                     </w:rPr>
-                    <w:t xml:space="preserve">A</w:t>
-                  </w:r>
-                  <w:r>
-                    <w:rPr>
-                      <w:rFonts w:ascii="Avenir Next" w:hAnsi="Avenir Next" w:cs="Avenir Next" w:eastAsia="Avenir Next"/>
-                      <w:color w:val="1A1A1A"/>
-                      <w:sz w:val="21"/>
+                    <w:tab/>
+                  </w:r>
+                  <w:r>
+                    <w:rPr>
+                      <w:rFonts w:ascii="Avenir Next" w:hAnsi="Avenir Next" w:cs="Avenir Next" w:eastAsia="Avenir Next"/>
+                      <w:color w:val="1A1A1A"/>
+                      <w:sz w:val="22"/>
                       <w:szCs w:val="21"/>
                     </w:rPr>
-                    <w:tab/>
-                  </w:r>
-                  <w:r>
-                    <w:rPr>
-                      <w:rFonts w:ascii="Avenir Next" w:hAnsi="Avenir Next" w:cs="Avenir Next" w:eastAsia="Avenir Next"/>
-                      <w:color w:val="1A1A1A"/>
-                      <w:sz w:val="21"/>
+                    <w:t xml:space="preserve">3</w:t>
+                  </w:r>
+                  <w:r>
+                    <w:rPr>
+                      <w:rFonts w:ascii="Avenir Next" w:hAnsi="Avenir Next" w:cs="Avenir Next" w:eastAsia="Avenir Next"/>
+                      <w:i/>
+                      <w:color w:val="1A1A1A"/>
+                      <w:sz w:val="22"/>
                       <w:szCs w:val="21"/>
                     </w:rPr>
-                    <w:t xml:space="preserve">3</w:t>
-                  </w:r>
-                  <w:r>
-                    <w:rPr>
-                      <w:rFonts w:ascii="Avenir Next" w:hAnsi="Avenir Next" w:cs="Avenir Next" w:eastAsia="Avenir Next"/>
-                      <w:i/>
-                      <w:color w:val="1A1A1A"/>
-                      <w:sz w:val="21"/>
-                      <w:szCs w:val="21"/>
-                    </w:rPr>
                     <w:t xml:space="preserve">k</w:t>
                   </w:r>
                   <w:r>
                     <w:rPr>
                       <w:rFonts w:ascii="Avenir Next" w:hAnsi="Avenir Next" w:cs="Avenir Next" w:eastAsia="Avenir Next"/>
                       <w:color w:val="1A1A1A"/>
-                      <w:sz w:val="21"/>
+                      <w:sz w:val="22"/>
                       <w:szCs w:val="21"/>
                     </w:rPr>
                     <w:t xml:space="preserve"> + 2</w:t>
@@ -3962,44 +3983,44 @@
                       <w:rFonts w:ascii="Avenir Next" w:hAnsi="Avenir Next" w:cs="Avenir Next" w:eastAsia="Avenir Next"/>
                       <w:b/>
                       <w:color w:val="003A70"/>
+                      <w:sz w:val="22"/>
+                      <w:szCs w:val="21"/>
+                    </w:rPr>
+                    <w:t xml:space="preserve">B</w:t>
+                  </w:r>
+                  <w:r>
+                    <w:rPr>
+                      <w:rFonts w:ascii="Avenir Next" w:hAnsi="Avenir Next" w:cs="Avenir Next" w:eastAsia="Avenir Next"/>
+                      <w:color w:val="1A1A1A"/>
                       <w:sz w:val="21"/>
                       <w:szCs w:val="21"/>
                     </w:rPr>
-                    <w:t xml:space="preserve">B</w:t>
-                  </w:r>
-                  <w:r>
-                    <w:rPr>
-                      <w:rFonts w:ascii="Avenir Next" w:hAnsi="Avenir Next" w:cs="Avenir Next" w:eastAsia="Avenir Next"/>
-                      <w:color w:val="1A1A1A"/>
-                      <w:sz w:val="21"/>
+                    <w:tab/>
+                  </w:r>
+                  <w:r>
+                    <w:rPr>
+                      <w:rFonts w:ascii="Avenir Next" w:hAnsi="Avenir Next" w:cs="Avenir Next" w:eastAsia="Avenir Next"/>
+                      <w:color w:val="1A1A1A"/>
+                      <w:sz w:val="22"/>
                       <w:szCs w:val="21"/>
                     </w:rPr>
-                    <w:tab/>
-                  </w:r>
-                  <w:r>
-                    <w:rPr>
-                      <w:rFonts w:ascii="Avenir Next" w:hAnsi="Avenir Next" w:cs="Avenir Next" w:eastAsia="Avenir Next"/>
-                      <w:color w:val="1A1A1A"/>
-                      <w:sz w:val="21"/>
+                    <w:t xml:space="preserve">3</w:t>
+                  </w:r>
+                  <w:r>
+                    <w:rPr>
+                      <w:rFonts w:ascii="Avenir Next" w:hAnsi="Avenir Next" w:cs="Avenir Next" w:eastAsia="Avenir Next"/>
+                      <w:i/>
+                      <w:color w:val="1A1A1A"/>
+                      <w:sz w:val="22"/>
                       <w:szCs w:val="21"/>
                     </w:rPr>
-                    <w:t xml:space="preserve">3</w:t>
-                  </w:r>
-                  <w:r>
-                    <w:rPr>
-                      <w:rFonts w:ascii="Avenir Next" w:hAnsi="Avenir Next" w:cs="Avenir Next" w:eastAsia="Avenir Next"/>
-                      <w:i/>
-                      <w:color w:val="1A1A1A"/>
-                      <w:sz w:val="21"/>
-                      <w:szCs w:val="21"/>
-                    </w:rPr>
                     <w:t xml:space="preserve">k</w:t>
                   </w:r>
                   <w:r>
                     <w:rPr>
                       <w:rFonts w:ascii="Avenir Next" w:hAnsi="Avenir Next" w:cs="Avenir Next" w:eastAsia="Avenir Next"/>
                       <w:color w:val="1A1A1A"/>
-                      <w:sz w:val="21"/>
+                      <w:sz w:val="22"/>
                       <w:szCs w:val="21"/>
                     </w:rPr>
                     <w:t xml:space="preserve"> + 6</w:t>
@@ -4024,35 +4045,35 @@
                       <w:rFonts w:ascii="Avenir Next" w:hAnsi="Avenir Next" w:cs="Avenir Next" w:eastAsia="Avenir Next"/>
                       <w:b/>
                       <w:color w:val="003A70"/>
+                      <w:sz w:val="22"/>
+                      <w:szCs w:val="21"/>
+                    </w:rPr>
+                    <w:t xml:space="preserve">C</w:t>
+                  </w:r>
+                  <w:r>
+                    <w:rPr>
+                      <w:rFonts w:ascii="Avenir Next" w:hAnsi="Avenir Next" w:cs="Avenir Next" w:eastAsia="Avenir Next"/>
+                      <w:color w:val="1A1A1A"/>
                       <w:sz w:val="21"/>
                       <w:szCs w:val="21"/>
                     </w:rPr>
-                    <w:t xml:space="preserve">C</w:t>
-                  </w:r>
-                  <w:r>
-                    <w:rPr>
-                      <w:rFonts w:ascii="Avenir Next" w:hAnsi="Avenir Next" w:cs="Avenir Next" w:eastAsia="Avenir Next"/>
-                      <w:color w:val="1A1A1A"/>
-                      <w:sz w:val="21"/>
+                    <w:tab/>
+                  </w:r>
+                  <w:r>
+                    <w:rPr>
+                      <w:rFonts w:ascii="Avenir Next" w:hAnsi="Avenir Next" w:cs="Avenir Next" w:eastAsia="Avenir Next"/>
+                      <w:i/>
+                      <w:color w:val="1A1A1A"/>
+                      <w:sz w:val="22"/>
                       <w:szCs w:val="21"/>
                     </w:rPr>
-                    <w:tab/>
-                  </w:r>
-                  <w:r>
-                    <w:rPr>
-                      <w:rFonts w:ascii="Avenir Next" w:hAnsi="Avenir Next" w:cs="Avenir Next" w:eastAsia="Avenir Next"/>
-                      <w:i/>
-                      <w:color w:val="1A1A1A"/>
-                      <w:sz w:val="21"/>
-                      <w:szCs w:val="21"/>
-                    </w:rPr>
                     <w:t xml:space="preserve">k</w:t>
                   </w:r>
                   <w:r>
                     <w:rPr>
                       <w:rFonts w:ascii="Avenir Next" w:hAnsi="Avenir Next" w:cs="Avenir Next" w:eastAsia="Avenir Next"/>
                       <w:color w:val="1A1A1A"/>
-                      <w:sz w:val="21"/>
+                      <w:sz w:val="22"/>
                       <w:szCs w:val="21"/>
                     </w:rPr>
                     <w:t xml:space="preserve"> + 6</w:t>
@@ -4077,27 +4098,27 @@
                       <w:rFonts w:ascii="Avenir Next" w:hAnsi="Avenir Next" w:cs="Avenir Next" w:eastAsia="Avenir Next"/>
                       <w:b/>
                       <w:color w:val="003A70"/>
+                      <w:sz w:val="22"/>
+                      <w:szCs w:val="21"/>
+                    </w:rPr>
+                    <w:t xml:space="preserve">D</w:t>
+                  </w:r>
+                  <w:r>
+                    <w:rPr>
+                      <w:rFonts w:ascii="Avenir Next" w:hAnsi="Avenir Next" w:cs="Avenir Next" w:eastAsia="Avenir Next"/>
+                      <w:color w:val="1A1A1A"/>
                       <w:sz w:val="21"/>
                       <w:szCs w:val="21"/>
                     </w:rPr>
-                    <w:t xml:space="preserve">D</w:t>
-                  </w:r>
-                  <w:r>
-                    <w:rPr>
-                      <w:rFonts w:ascii="Avenir Next" w:hAnsi="Avenir Next" w:cs="Avenir Next" w:eastAsia="Avenir Next"/>
-                      <w:color w:val="1A1A1A"/>
-                      <w:sz w:val="21"/>
+                    <w:tab/>
+                  </w:r>
+                  <w:r>
+                    <w:rPr>
+                      <w:rFonts w:ascii="Avenir Next" w:hAnsi="Avenir Next" w:cs="Avenir Next" w:eastAsia="Avenir Next"/>
+                      <w:color w:val="1A1A1A"/>
+                      <w:sz w:val="22"/>
                       <w:szCs w:val="21"/>
                     </w:rPr>
-                    <w:tab/>
-                  </w:r>
-                  <w:r>
-                    <w:rPr>
-                      <w:rFonts w:ascii="Avenir Next" w:hAnsi="Avenir Next" w:cs="Avenir Next" w:eastAsia="Avenir Next"/>
-                      <w:color w:val="1A1A1A"/>
-                      <w:sz w:val="21"/>
-                      <w:szCs w:val="21"/>
-                    </w:rPr>
                     <w:t xml:space="preserve">5</w:t>
                   </w:r>
                   <w:r>
@@ -4105,7 +4126,7 @@
                       <w:rFonts w:ascii="Avenir Next" w:hAnsi="Avenir Next" w:cs="Avenir Next" w:eastAsia="Avenir Next"/>
                       <w:i/>
                       <w:color w:val="1A1A1A"/>
-                      <w:sz w:val="21"/>
+                      <w:sz w:val="22"/>
                       <w:szCs w:val="21"/>
                     </w:rPr>
                     <w:t xml:space="preserve">k</w:t>
@@ -4154,19 +4175,42 @@
         <w:tblLook w:val="0000" w:firstRow="0" w:lastRow="0" w:firstColumn="0" w:lastColumn="0" w:noHBand="1" w:noVBand="1"/>
       </w:tblPr>
       <w:tblGrid>
-        <w:gridCol w:w="2000"/>
-        <w:gridCol w:w="2300"/>
-        <w:gridCol w:w="2100"/>
-        <w:gridCol w:w="3104"/>
+        <w:gridCol w:w="1750"/>
+        <w:gridCol w:w="2500"/>
+        <w:gridCol w:w="2200"/>
+        <w:gridCol w:w="3054"/>
       </w:tblGrid>
       <w:tr>
         <w:trPr>
           <w:cantSplit/>
-          <w:trHeight w:val="320" w:hRule="atLeast"/>
+          <w:trHeight w:val="300" w:hRule="atLeast"/>
         </w:trPr>
         <w:tc>
           <w:tcPr>
-            <w:tcW w:w="2000" w:type="dxa"/>
+            <w:tcW w:w="1750" w:type="dxa"/>
+            <w:vAlign w:val="center"/>
+          </w:tcPr>
+          <w:p>
+            <w:pPr>
+              <w:pStyle w:val="Heading2"/>
+              <w:spacing w:before="0" w:after="0" w:line="240" w:lineRule="auto"/>
+            </w:pPr>
+            <w:r>
+              <w:rPr>
+                <w:rFonts w:ascii="Avenir Next" w:hAnsi="Avenir Next" w:cs="Avenir Next" w:eastAsia="Avenir Next"/>
+                <w:b/>
+                <w:color w:val="003A70"/>
+                <w:spacing w:val="12"/>
+                <w:sz w:val="15"/>
+                <w:szCs w:val="15"/>
+              </w:rPr>
+              <w:t xml:space="preserve">CHECK YOURSELF</w:t>
+            </w:r>
+          </w:p>
+        </w:tc>
+        <w:tc>
+          <w:tcPr>
+            <w:tcW w:w="2500" w:type="dxa"/>
             <w:vAlign w:val="center"/>
           </w:tcPr>
           <w:p>
@@ -4175,20 +4219,27 @@
             </w:pPr>
             <w:r>
               <w:rPr>
-                <w:rFonts w:ascii="Avenir Next" w:hAnsi="Avenir Next" w:cs="Avenir Next" w:eastAsia="Avenir Next"/>
-                <w:b/>
-                <w:color w:val="003A70"/>
-                <w:spacing w:val="12"/>
-                <w:sz w:val="15"/>
-                <w:szCs w:val="15"/>
-              </w:rPr>
-              <w:t xml:space="preserve">CHECK YOURSELF</w:t>
+                <w:rFonts w:ascii="Arial" w:hAnsi="Arial" w:cs="Arial" w:eastAsia="Arial"/>
+                <w:color w:val="1A1A1A"/>
+                <w:sz w:val="20"/>
+                <w:szCs w:val="20"/>
+              </w:rPr>
+              <w:t xml:space="preserve">□</w:t>
+            </w:r>
+            <w:r>
+              <w:rPr>
+                <w:rFonts w:ascii="Avenir Next" w:hAnsi="Avenir Next" w:cs="Avenir Next" w:eastAsia="Avenir Next"/>
+                <w:color w:val="1A1A1A"/>
+                <w:sz w:val="17"/>
+                <w:szCs w:val="17"/>
+              </w:rPr>
+              <w:t xml:space="preserve">  I can do this on my own</w:t>
             </w:r>
           </w:p>
         </w:tc>
         <w:tc>
           <w:tcPr>
-            <w:tcW w:w="2300" w:type="dxa"/>
+            <w:tcW w:w="2200" w:type="dxa"/>
             <w:vAlign w:val="center"/>
           </w:tcPr>
           <w:p>
@@ -4199,8 +4250,8 @@
               <w:rPr>
                 <w:rFonts w:ascii="Arial" w:hAnsi="Arial" w:cs="Arial" w:eastAsia="Arial"/>
                 <w:color w:val="1A1A1A"/>
-                <w:sz w:val="24"/>
-                <w:szCs w:val="24"/>
+                <w:sz w:val="20"/>
+                <w:szCs w:val="20"/>
               </w:rPr>
               <w:t xml:space="preserve">□</w:t>
             </w:r>
@@ -4211,13 +4262,13 @@
                 <w:sz w:val="17"/>
                 <w:szCs w:val="17"/>
               </w:rPr>
-              <w:t xml:space="preserve">  I can do this on my own</w:t>
+              <w:t xml:space="preserve">  I need a little help</w:t>
             </w:r>
           </w:p>
         </w:tc>
         <w:tc>
           <w:tcPr>
-            <w:tcW w:w="2100" w:type="dxa"/>
+            <w:tcW w:w="3054" w:type="dxa"/>
             <w:vAlign w:val="center"/>
           </w:tcPr>
           <w:p>
@@ -4228,37 +4279,8 @@
               <w:rPr>
                 <w:rFonts w:ascii="Arial" w:hAnsi="Arial" w:cs="Arial" w:eastAsia="Arial"/>
                 <w:color w:val="1A1A1A"/>
-                <w:sz w:val="24"/>
-                <w:szCs w:val="24"/>
-              </w:rPr>
-              <w:t xml:space="preserve">□</w:t>
-            </w:r>
-            <w:r>
-              <w:rPr>
-                <w:rFonts w:ascii="Avenir Next" w:hAnsi="Avenir Next" w:cs="Avenir Next" w:eastAsia="Avenir Next"/>
-                <w:color w:val="1A1A1A"/>
-                <w:sz w:val="17"/>
-                <w:szCs w:val="17"/>
-              </w:rPr>
-              <w:t xml:space="preserve">  I need a little help</w:t>
-            </w:r>
-          </w:p>
-        </w:tc>
-        <w:tc>
-          <w:tcPr>
-            <w:tcW w:w="3104" w:type="dxa"/>
-            <w:vAlign w:val="center"/>
-          </w:tcPr>
-          <w:p>
-            <w:pPr>
-              <w:spacing w:before="0" w:after="0" w:line="240" w:lineRule="auto"/>
-            </w:pPr>
-            <w:r>
-              <w:rPr>
-                <w:rFonts w:ascii="Arial" w:hAnsi="Arial" w:cs="Arial" w:eastAsia="Arial"/>
-                <w:color w:val="1A1A1A"/>
-                <w:sz w:val="24"/>
-                <w:szCs w:val="24"/>
+                <w:sz w:val="20"/>
+                <w:szCs w:val="20"/>
               </w:rPr>
               <w:t xml:space="preserve">□</w:t>
             </w:r>
@@ -4293,7 +4315,7 @@
     <w:sectPr>
       <w:footerReference w:type="default" r:id="rIdFooter1"/>
       <w:pgSz w:w="12240" w:h="15840"/>
-      <w:pgMar w:top="893" w:right="1224" w:bottom="835" w:left="1512" w:header="432" w:footer="432" w:gutter="0"/>
+      <w:pgMar w:top="780" w:right="1224" w:bottom="760" w:left="1512" w:header="432" w:footer="432" w:gutter="0"/>
       <w:cols w:space="720"/>
     </w:sectPr>
   </w:body>
@@ -4373,7 +4395,106 @@
               <w:sz w:val="15"/>
               <w:szCs w:val="15"/>
             </w:rPr>
-            <w:t xml:space="preserve">Lesson 6-6  ·  Session 2  ·  Prerequisite Practice A</w:t>
+            <w:t xml:space="preserve">6-6 · Page </w:t>
+          </w:r>
+          <w:r>
+            <w:rPr>
+              <w:rFonts w:ascii="Avenir Next" w:hAnsi="Avenir Next" w:cs="Avenir Next" w:eastAsia="Avenir Next"/>
+              <w:color w:val="5A5F66"/>
+              <w:sz w:val="15"/>
+              <w:szCs w:val="15"/>
+            </w:rPr>
+            <w:fldChar w:fldCharType="begin"/>
+          </w:r>
+          <w:r>
+            <w:rPr>
+              <w:rFonts w:ascii="Avenir Next" w:hAnsi="Avenir Next" w:cs="Avenir Next" w:eastAsia="Avenir Next"/>
+              <w:color w:val="5A5F66"/>
+              <w:sz w:val="15"/>
+              <w:szCs w:val="15"/>
+            </w:rPr>
+            <w:instrText xml:space="preserve"> PAGE </w:instrText>
+          </w:r>
+          <w:r>
+            <w:rPr>
+              <w:rFonts w:ascii="Avenir Next" w:hAnsi="Avenir Next" w:cs="Avenir Next" w:eastAsia="Avenir Next"/>
+              <w:color w:val="5A5F66"/>
+              <w:sz w:val="15"/>
+              <w:szCs w:val="15"/>
+            </w:rPr>
+            <w:fldChar w:fldCharType="separate"/>
+          </w:r>
+          <w:r>
+            <w:rPr>
+              <w:rFonts w:ascii="Avenir Next" w:hAnsi="Avenir Next" w:cs="Avenir Next" w:eastAsia="Avenir Next"/>
+              <w:color w:val="5A5F66"/>
+              <w:sz w:val="15"/>
+              <w:szCs w:val="15"/>
+            </w:rPr>
+            <w:t xml:space="preserve">1</w:t>
+          </w:r>
+          <w:r>
+            <w:rPr>
+              <w:rFonts w:ascii="Avenir Next" w:hAnsi="Avenir Next" w:cs="Avenir Next" w:eastAsia="Avenir Next"/>
+              <w:color w:val="5A5F66"/>
+              <w:sz w:val="15"/>
+              <w:szCs w:val="15"/>
+            </w:rPr>
+            <w:fldChar w:fldCharType="end"/>
+          </w:r>
+          <w:r>
+            <w:rPr>
+              <w:rFonts w:ascii="Avenir Next" w:hAnsi="Avenir Next" w:cs="Avenir Next" w:eastAsia="Avenir Next"/>
+              <w:color w:val="5A5F66"/>
+              <w:sz w:val="15"/>
+              <w:szCs w:val="15"/>
+            </w:rPr>
+            <w:t xml:space="preserve"> of </w:t>
+          </w:r>
+          <w:r>
+            <w:rPr>
+              <w:rFonts w:ascii="Avenir Next" w:hAnsi="Avenir Next" w:cs="Avenir Next" w:eastAsia="Avenir Next"/>
+              <w:color w:val="5A5F66"/>
+              <w:sz w:val="15"/>
+              <w:szCs w:val="15"/>
+            </w:rPr>
+            <w:fldChar w:fldCharType="begin"/>
+          </w:r>
+          <w:r>
+            <w:rPr>
+              <w:rFonts w:ascii="Avenir Next" w:hAnsi="Avenir Next" w:cs="Avenir Next" w:eastAsia="Avenir Next"/>
+              <w:color w:val="5A5F66"/>
+              <w:sz w:val="15"/>
+              <w:szCs w:val="15"/>
+            </w:rPr>
+            <w:instrText xml:space="preserve"> NUMPAGES </w:instrText>
+          </w:r>
+          <w:r>
+            <w:rPr>
+              <w:rFonts w:ascii="Avenir Next" w:hAnsi="Avenir Next" w:cs="Avenir Next" w:eastAsia="Avenir Next"/>
+              <w:color w:val="5A5F66"/>
+              <w:sz w:val="15"/>
+              <w:szCs w:val="15"/>
+            </w:rPr>
+            <w:fldChar w:fldCharType="separate"/>
+          </w:r>
+          <w:r>
+            <w:rPr>
+              <w:rFonts w:ascii="Avenir Next" w:hAnsi="Avenir Next" w:cs="Avenir Next" w:eastAsia="Avenir Next"/>
+              <w:color w:val="5A5F66"/>
+              <w:sz w:val="15"/>
+              <w:szCs w:val="15"/>
+            </w:rPr>
+            <w:t xml:space="preserve">1</w:t>
+          </w:r>
+          <w:r>
+            <w:rPr>
+              <w:rFonts w:ascii="Avenir Next" w:hAnsi="Avenir Next" w:cs="Avenir Next" w:eastAsia="Avenir Next"/>
+              <w:color w:val="5A5F66"/>
+              <w:sz w:val="15"/>
+              <w:szCs w:val="15"/>
+            </w:rPr>
+            <w:fldChar w:fldCharType="end"/>
           </w:r>
         </w:p>
       </w:tc>
@@ -4416,5 +4537,23 @@
       </w:tblCellMar>
     </w:tblPr>
   </w:style>
+  <w:style w:type="paragraph" w:styleId="Heading1">
+    <w:name w:val="heading 1"/>
+    <w:basedOn w:val="Normal"/>
+    <w:pPr>
+      <w:outlineLvl w:val="0"/>
+      <w:keepNext w:val="0"/>
+      <w:keepLines w:val="0"/>
+    </w:pPr>
+  </w:style>
+  <w:style w:type="paragraph" w:styleId="Heading2">
+    <w:name w:val="heading 2"/>
+    <w:basedOn w:val="Normal"/>
+    <w:pPr>
+      <w:outlineLvl w:val="1"/>
+      <w:keepNext w:val="0"/>
+      <w:keepLines w:val="0"/>
+    </w:pPr>
+  </w:style>
 </w:styles>
 </file>